--- a/neural_networks_labs/lab6_clasterization/Kamoltsev_LR6_ИТИБ.docx
+++ b/neural_networks_labs/lab6_clasterization/Kamoltsev_LR6_ИТИБ.docx
@@ -3196,80 +3196,6 @@
         <w:autoSpaceDN/>
         <w:spacing w:after="240" w:line="360" w:lineRule="auto"/>
         <w:contextualSpacing/>
-        <w:jc w:val="center"/>
-        <w:rPr>
-          <w:rFonts w:eastAsia="Calibri"/>
-          <w:bCs/>
-          <w:color w:val="000000"/>
-          <w:sz w:val="28"/>
-          <w:szCs w:val="24"/>
-          <w:lang w:eastAsia="ru-RU"/>
-        </w:rPr>
-      </w:pPr>
-    </w:p>
-    <w:p>
-      <w:pPr>
-        <w:widowControl/>
-        <w:shd w:val="clear" w:color="auto" w:fill="FFFFFF"/>
-        <w:tabs>
-          <w:tab w:val="left" w:pos="916"/>
-          <w:tab w:val="left" w:pos="1832"/>
-          <w:tab w:val="left" w:pos="2748"/>
-          <w:tab w:val="left" w:pos="3664"/>
-          <w:tab w:val="left" w:pos="4580"/>
-          <w:tab w:val="left" w:pos="5496"/>
-          <w:tab w:val="left" w:pos="6412"/>
-          <w:tab w:val="left" w:pos="7328"/>
-          <w:tab w:val="left" w:pos="8244"/>
-          <w:tab w:val="left" w:pos="9160"/>
-          <w:tab w:val="left" w:pos="10076"/>
-          <w:tab w:val="left" w:pos="10992"/>
-          <w:tab w:val="left" w:pos="11908"/>
-          <w:tab w:val="left" w:pos="12824"/>
-          <w:tab w:val="left" w:pos="13740"/>
-          <w:tab w:val="left" w:pos="14656"/>
-        </w:tabs>
-        <w:autoSpaceDE/>
-        <w:autoSpaceDN/>
-        <w:spacing w:after="240" w:line="360" w:lineRule="auto"/>
-        <w:contextualSpacing/>
-        <w:rPr>
-          <w:rFonts w:eastAsia="Calibri"/>
-          <w:bCs/>
-          <w:i/>
-          <w:color w:val="000000"/>
-          <w:sz w:val="28"/>
-          <w:szCs w:val="24"/>
-          <w:lang w:eastAsia="ru-RU"/>
-        </w:rPr>
-      </w:pPr>
-    </w:p>
-    <w:p>
-      <w:pPr>
-        <w:widowControl/>
-        <w:shd w:val="clear" w:color="auto" w:fill="FFFFFF"/>
-        <w:tabs>
-          <w:tab w:val="left" w:pos="916"/>
-          <w:tab w:val="left" w:pos="1832"/>
-          <w:tab w:val="left" w:pos="2748"/>
-          <w:tab w:val="left" w:pos="3664"/>
-          <w:tab w:val="left" w:pos="4580"/>
-          <w:tab w:val="left" w:pos="5496"/>
-          <w:tab w:val="left" w:pos="6412"/>
-          <w:tab w:val="left" w:pos="7328"/>
-          <w:tab w:val="left" w:pos="8244"/>
-          <w:tab w:val="left" w:pos="9160"/>
-          <w:tab w:val="left" w:pos="10076"/>
-          <w:tab w:val="left" w:pos="10992"/>
-          <w:tab w:val="left" w:pos="11908"/>
-          <w:tab w:val="left" w:pos="12824"/>
-          <w:tab w:val="left" w:pos="13740"/>
-          <w:tab w:val="left" w:pos="14656"/>
-        </w:tabs>
-        <w:autoSpaceDE/>
-        <w:autoSpaceDN/>
-        <w:spacing w:after="240" w:line="360" w:lineRule="auto"/>
-        <w:contextualSpacing/>
         <w:rPr>
           <w:rFonts w:eastAsia="Calibri"/>
           <w:b/>
@@ -3292,945 +3218,6 @@
           <w:szCs w:val="24"/>
           <w:lang w:eastAsia="ru-RU"/>
         </w:rPr>
-        <w:tab/>
-      </w:r>
-    </w:p>
-    <w:p>
-      <w:pPr>
-        <w:widowControl/>
-        <w:shd w:val="clear" w:color="auto" w:fill="FFFFFF"/>
-        <w:tabs>
-          <w:tab w:val="left" w:pos="916"/>
-          <w:tab w:val="left" w:pos="1832"/>
-          <w:tab w:val="left" w:pos="2748"/>
-          <w:tab w:val="left" w:pos="3664"/>
-          <w:tab w:val="left" w:pos="4580"/>
-          <w:tab w:val="left" w:pos="5496"/>
-          <w:tab w:val="left" w:pos="6412"/>
-          <w:tab w:val="left" w:pos="7328"/>
-          <w:tab w:val="left" w:pos="8244"/>
-          <w:tab w:val="left" w:pos="9160"/>
-          <w:tab w:val="left" w:pos="10076"/>
-          <w:tab w:val="left" w:pos="10992"/>
-          <w:tab w:val="left" w:pos="11908"/>
-          <w:tab w:val="left" w:pos="12824"/>
-          <w:tab w:val="left" w:pos="13740"/>
-          <w:tab w:val="left" w:pos="14656"/>
-        </w:tabs>
-        <w:autoSpaceDE/>
-        <w:autoSpaceDN/>
-        <w:spacing w:after="240" w:line="360" w:lineRule="auto"/>
-        <w:contextualSpacing/>
-        <w:rPr>
-          <w:rFonts w:eastAsia="Calibri"/>
-          <w:b/>
-          <w:bCs/>
-          <w:iCs/>
-          <w:color w:val="000000"/>
-          <w:sz w:val="28"/>
-          <w:szCs w:val="24"/>
-          <w:lang w:eastAsia="ru-RU"/>
-        </w:rPr>
-      </w:pPr>
-    </w:p>
-    <w:p>
-      <w:pPr>
-        <w:widowControl/>
-        <w:shd w:val="clear" w:color="auto" w:fill="FFFFFF"/>
-        <w:tabs>
-          <w:tab w:val="left" w:pos="916"/>
-          <w:tab w:val="left" w:pos="1832"/>
-          <w:tab w:val="left" w:pos="2748"/>
-          <w:tab w:val="left" w:pos="3664"/>
-          <w:tab w:val="left" w:pos="4580"/>
-          <w:tab w:val="left" w:pos="5496"/>
-          <w:tab w:val="left" w:pos="6412"/>
-          <w:tab w:val="left" w:pos="7328"/>
-          <w:tab w:val="left" w:pos="8244"/>
-          <w:tab w:val="left" w:pos="9160"/>
-          <w:tab w:val="left" w:pos="10076"/>
-          <w:tab w:val="left" w:pos="10992"/>
-          <w:tab w:val="left" w:pos="11908"/>
-          <w:tab w:val="left" w:pos="12824"/>
-          <w:tab w:val="left" w:pos="13740"/>
-          <w:tab w:val="left" w:pos="14656"/>
-        </w:tabs>
-        <w:autoSpaceDE/>
-        <w:autoSpaceDN/>
-        <w:spacing w:after="240" w:line="360" w:lineRule="auto"/>
-        <w:contextualSpacing/>
-        <w:rPr>
-          <w:rFonts w:eastAsia="Calibri"/>
-          <w:b/>
-          <w:bCs/>
-          <w:iCs/>
-          <w:color w:val="000000"/>
-          <w:sz w:val="28"/>
-          <w:szCs w:val="24"/>
-          <w:lang w:eastAsia="ru-RU"/>
-        </w:rPr>
-      </w:pPr>
-    </w:p>
-    <w:p>
-      <w:pPr>
-        <w:widowControl/>
-        <w:shd w:val="clear" w:color="auto" w:fill="FFFFFF"/>
-        <w:tabs>
-          <w:tab w:val="left" w:pos="916"/>
-          <w:tab w:val="left" w:pos="1832"/>
-          <w:tab w:val="left" w:pos="2748"/>
-          <w:tab w:val="left" w:pos="3664"/>
-          <w:tab w:val="left" w:pos="4580"/>
-          <w:tab w:val="left" w:pos="5496"/>
-          <w:tab w:val="left" w:pos="6412"/>
-          <w:tab w:val="left" w:pos="7328"/>
-          <w:tab w:val="left" w:pos="8244"/>
-          <w:tab w:val="left" w:pos="9160"/>
-          <w:tab w:val="left" w:pos="10076"/>
-          <w:tab w:val="left" w:pos="10992"/>
-          <w:tab w:val="left" w:pos="11908"/>
-          <w:tab w:val="left" w:pos="12824"/>
-          <w:tab w:val="left" w:pos="13740"/>
-          <w:tab w:val="left" w:pos="14656"/>
-        </w:tabs>
-        <w:autoSpaceDE/>
-        <w:autoSpaceDN/>
-        <w:spacing w:after="240" w:line="360" w:lineRule="auto"/>
-        <w:contextualSpacing/>
-        <w:rPr>
-          <w:rFonts w:eastAsia="Calibri"/>
-          <w:b/>
-          <w:bCs/>
-          <w:iCs/>
-          <w:color w:val="000000"/>
-          <w:sz w:val="28"/>
-          <w:szCs w:val="24"/>
-          <w:lang w:eastAsia="ru-RU"/>
-        </w:rPr>
-      </w:pPr>
-    </w:p>
-    <w:p>
-      <w:pPr>
-        <w:widowControl/>
-        <w:shd w:val="clear" w:color="auto" w:fill="FFFFFF"/>
-        <w:tabs>
-          <w:tab w:val="left" w:pos="916"/>
-          <w:tab w:val="left" w:pos="1832"/>
-          <w:tab w:val="left" w:pos="2748"/>
-          <w:tab w:val="left" w:pos="3664"/>
-          <w:tab w:val="left" w:pos="4580"/>
-          <w:tab w:val="left" w:pos="5496"/>
-          <w:tab w:val="left" w:pos="6412"/>
-          <w:tab w:val="left" w:pos="7328"/>
-          <w:tab w:val="left" w:pos="8244"/>
-          <w:tab w:val="left" w:pos="9160"/>
-          <w:tab w:val="left" w:pos="10076"/>
-          <w:tab w:val="left" w:pos="10992"/>
-          <w:tab w:val="left" w:pos="11908"/>
-          <w:tab w:val="left" w:pos="12824"/>
-          <w:tab w:val="left" w:pos="13740"/>
-          <w:tab w:val="left" w:pos="14656"/>
-        </w:tabs>
-        <w:autoSpaceDE/>
-        <w:autoSpaceDN/>
-        <w:spacing w:after="240" w:line="360" w:lineRule="auto"/>
-        <w:contextualSpacing/>
-        <w:rPr>
-          <w:rFonts w:eastAsia="Calibri"/>
-          <w:b/>
-          <w:bCs/>
-          <w:iCs/>
-          <w:color w:val="000000"/>
-          <w:sz w:val="28"/>
-          <w:szCs w:val="24"/>
-          <w:lang w:eastAsia="ru-RU"/>
-        </w:rPr>
-      </w:pPr>
-    </w:p>
-    <w:p>
-      <w:pPr>
-        <w:widowControl/>
-        <w:shd w:val="clear" w:color="auto" w:fill="FFFFFF"/>
-        <w:tabs>
-          <w:tab w:val="left" w:pos="916"/>
-          <w:tab w:val="left" w:pos="1832"/>
-          <w:tab w:val="left" w:pos="2748"/>
-          <w:tab w:val="left" w:pos="3664"/>
-          <w:tab w:val="left" w:pos="4580"/>
-          <w:tab w:val="left" w:pos="5496"/>
-          <w:tab w:val="left" w:pos="6412"/>
-          <w:tab w:val="left" w:pos="7328"/>
-          <w:tab w:val="left" w:pos="8244"/>
-          <w:tab w:val="left" w:pos="9160"/>
-          <w:tab w:val="left" w:pos="10076"/>
-          <w:tab w:val="left" w:pos="10992"/>
-          <w:tab w:val="left" w:pos="11908"/>
-          <w:tab w:val="left" w:pos="12824"/>
-          <w:tab w:val="left" w:pos="13740"/>
-          <w:tab w:val="left" w:pos="14656"/>
-        </w:tabs>
-        <w:autoSpaceDE/>
-        <w:autoSpaceDN/>
-        <w:spacing w:after="240" w:line="360" w:lineRule="auto"/>
-        <w:contextualSpacing/>
-        <w:rPr>
-          <w:rFonts w:eastAsia="Calibri"/>
-          <w:b/>
-          <w:bCs/>
-          <w:iCs/>
-          <w:color w:val="000000"/>
-          <w:sz w:val="28"/>
-          <w:szCs w:val="24"/>
-          <w:lang w:eastAsia="ru-RU"/>
-        </w:rPr>
-      </w:pPr>
-    </w:p>
-    <w:p>
-      <w:pPr>
-        <w:widowControl/>
-        <w:shd w:val="clear" w:color="auto" w:fill="FFFFFF"/>
-        <w:tabs>
-          <w:tab w:val="left" w:pos="916"/>
-          <w:tab w:val="left" w:pos="1832"/>
-          <w:tab w:val="left" w:pos="2748"/>
-          <w:tab w:val="left" w:pos="3664"/>
-          <w:tab w:val="left" w:pos="4580"/>
-          <w:tab w:val="left" w:pos="5496"/>
-          <w:tab w:val="left" w:pos="6412"/>
-          <w:tab w:val="left" w:pos="7328"/>
-          <w:tab w:val="left" w:pos="8244"/>
-          <w:tab w:val="left" w:pos="9160"/>
-          <w:tab w:val="left" w:pos="10076"/>
-          <w:tab w:val="left" w:pos="10992"/>
-          <w:tab w:val="left" w:pos="11908"/>
-          <w:tab w:val="left" w:pos="12824"/>
-          <w:tab w:val="left" w:pos="13740"/>
-          <w:tab w:val="left" w:pos="14656"/>
-        </w:tabs>
-        <w:autoSpaceDE/>
-        <w:autoSpaceDN/>
-        <w:spacing w:after="240" w:line="360" w:lineRule="auto"/>
-        <w:contextualSpacing/>
-        <w:rPr>
-          <w:rFonts w:eastAsia="Calibri"/>
-          <w:b/>
-          <w:bCs/>
-          <w:iCs/>
-          <w:color w:val="000000"/>
-          <w:sz w:val="28"/>
-          <w:szCs w:val="24"/>
-          <w:lang w:eastAsia="ru-RU"/>
-        </w:rPr>
-      </w:pPr>
-    </w:p>
-    <w:p>
-      <w:pPr>
-        <w:widowControl/>
-        <w:shd w:val="clear" w:color="auto" w:fill="FFFFFF"/>
-        <w:tabs>
-          <w:tab w:val="left" w:pos="916"/>
-          <w:tab w:val="left" w:pos="1832"/>
-          <w:tab w:val="left" w:pos="2748"/>
-          <w:tab w:val="left" w:pos="3664"/>
-          <w:tab w:val="left" w:pos="4580"/>
-          <w:tab w:val="left" w:pos="5496"/>
-          <w:tab w:val="left" w:pos="6412"/>
-          <w:tab w:val="left" w:pos="7328"/>
-          <w:tab w:val="left" w:pos="8244"/>
-          <w:tab w:val="left" w:pos="9160"/>
-          <w:tab w:val="left" w:pos="10076"/>
-          <w:tab w:val="left" w:pos="10992"/>
-          <w:tab w:val="left" w:pos="11908"/>
-          <w:tab w:val="left" w:pos="12824"/>
-          <w:tab w:val="left" w:pos="13740"/>
-          <w:tab w:val="left" w:pos="14656"/>
-        </w:tabs>
-        <w:autoSpaceDE/>
-        <w:autoSpaceDN/>
-        <w:spacing w:after="240" w:line="360" w:lineRule="auto"/>
-        <w:contextualSpacing/>
-        <w:rPr>
-          <w:rFonts w:eastAsia="Calibri"/>
-          <w:b/>
-          <w:bCs/>
-          <w:iCs/>
-          <w:color w:val="000000"/>
-          <w:sz w:val="28"/>
-          <w:szCs w:val="24"/>
-          <w:lang w:eastAsia="ru-RU"/>
-        </w:rPr>
-      </w:pPr>
-    </w:p>
-    <w:p>
-      <w:pPr>
-        <w:widowControl/>
-        <w:shd w:val="clear" w:color="auto" w:fill="FFFFFF"/>
-        <w:tabs>
-          <w:tab w:val="left" w:pos="916"/>
-          <w:tab w:val="left" w:pos="1832"/>
-          <w:tab w:val="left" w:pos="2748"/>
-          <w:tab w:val="left" w:pos="3664"/>
-          <w:tab w:val="left" w:pos="4580"/>
-          <w:tab w:val="left" w:pos="5496"/>
-          <w:tab w:val="left" w:pos="6412"/>
-          <w:tab w:val="left" w:pos="7328"/>
-          <w:tab w:val="left" w:pos="8244"/>
-          <w:tab w:val="left" w:pos="9160"/>
-          <w:tab w:val="left" w:pos="10076"/>
-          <w:tab w:val="left" w:pos="10992"/>
-          <w:tab w:val="left" w:pos="11908"/>
-          <w:tab w:val="left" w:pos="12824"/>
-          <w:tab w:val="left" w:pos="13740"/>
-          <w:tab w:val="left" w:pos="14656"/>
-        </w:tabs>
-        <w:autoSpaceDE/>
-        <w:autoSpaceDN/>
-        <w:spacing w:after="240" w:line="360" w:lineRule="auto"/>
-        <w:contextualSpacing/>
-        <w:rPr>
-          <w:rFonts w:eastAsia="Calibri"/>
-          <w:b/>
-          <w:bCs/>
-          <w:iCs/>
-          <w:color w:val="000000"/>
-          <w:sz w:val="28"/>
-          <w:szCs w:val="24"/>
-          <w:lang w:eastAsia="ru-RU"/>
-        </w:rPr>
-      </w:pPr>
-    </w:p>
-    <w:p>
-      <w:pPr>
-        <w:widowControl/>
-        <w:shd w:val="clear" w:color="auto" w:fill="FFFFFF"/>
-        <w:tabs>
-          <w:tab w:val="left" w:pos="916"/>
-          <w:tab w:val="left" w:pos="1832"/>
-          <w:tab w:val="left" w:pos="2748"/>
-          <w:tab w:val="left" w:pos="3664"/>
-          <w:tab w:val="left" w:pos="4580"/>
-          <w:tab w:val="left" w:pos="5496"/>
-          <w:tab w:val="left" w:pos="6412"/>
-          <w:tab w:val="left" w:pos="7328"/>
-          <w:tab w:val="left" w:pos="8244"/>
-          <w:tab w:val="left" w:pos="9160"/>
-          <w:tab w:val="left" w:pos="10076"/>
-          <w:tab w:val="left" w:pos="10992"/>
-          <w:tab w:val="left" w:pos="11908"/>
-          <w:tab w:val="left" w:pos="12824"/>
-          <w:tab w:val="left" w:pos="13740"/>
-          <w:tab w:val="left" w:pos="14656"/>
-        </w:tabs>
-        <w:autoSpaceDE/>
-        <w:autoSpaceDN/>
-        <w:spacing w:after="240" w:line="360" w:lineRule="auto"/>
-        <w:contextualSpacing/>
-        <w:rPr>
-          <w:rFonts w:eastAsia="Calibri"/>
-          <w:b/>
-          <w:bCs/>
-          <w:iCs/>
-          <w:color w:val="000000"/>
-          <w:sz w:val="28"/>
-          <w:szCs w:val="24"/>
-          <w:lang w:eastAsia="ru-RU"/>
-        </w:rPr>
-      </w:pPr>
-    </w:p>
-    <w:p>
-      <w:pPr>
-        <w:widowControl/>
-        <w:shd w:val="clear" w:color="auto" w:fill="FFFFFF"/>
-        <w:tabs>
-          <w:tab w:val="left" w:pos="916"/>
-          <w:tab w:val="left" w:pos="1832"/>
-          <w:tab w:val="left" w:pos="2748"/>
-          <w:tab w:val="left" w:pos="3664"/>
-          <w:tab w:val="left" w:pos="4580"/>
-          <w:tab w:val="left" w:pos="5496"/>
-          <w:tab w:val="left" w:pos="6412"/>
-          <w:tab w:val="left" w:pos="7328"/>
-          <w:tab w:val="left" w:pos="8244"/>
-          <w:tab w:val="left" w:pos="9160"/>
-          <w:tab w:val="left" w:pos="10076"/>
-          <w:tab w:val="left" w:pos="10992"/>
-          <w:tab w:val="left" w:pos="11908"/>
-          <w:tab w:val="left" w:pos="12824"/>
-          <w:tab w:val="left" w:pos="13740"/>
-          <w:tab w:val="left" w:pos="14656"/>
-        </w:tabs>
-        <w:autoSpaceDE/>
-        <w:autoSpaceDN/>
-        <w:spacing w:after="240" w:line="360" w:lineRule="auto"/>
-        <w:contextualSpacing/>
-        <w:rPr>
-          <w:rFonts w:eastAsia="Calibri"/>
-          <w:b/>
-          <w:bCs/>
-          <w:iCs/>
-          <w:color w:val="000000"/>
-          <w:sz w:val="28"/>
-          <w:szCs w:val="24"/>
-          <w:lang w:eastAsia="ru-RU"/>
-        </w:rPr>
-      </w:pPr>
-    </w:p>
-    <w:p>
-      <w:pPr>
-        <w:widowControl/>
-        <w:shd w:val="clear" w:color="auto" w:fill="FFFFFF"/>
-        <w:tabs>
-          <w:tab w:val="left" w:pos="916"/>
-          <w:tab w:val="left" w:pos="1832"/>
-          <w:tab w:val="left" w:pos="2748"/>
-          <w:tab w:val="left" w:pos="3664"/>
-          <w:tab w:val="left" w:pos="4580"/>
-          <w:tab w:val="left" w:pos="5496"/>
-          <w:tab w:val="left" w:pos="6412"/>
-          <w:tab w:val="left" w:pos="7328"/>
-          <w:tab w:val="left" w:pos="8244"/>
-          <w:tab w:val="left" w:pos="9160"/>
-          <w:tab w:val="left" w:pos="10076"/>
-          <w:tab w:val="left" w:pos="10992"/>
-          <w:tab w:val="left" w:pos="11908"/>
-          <w:tab w:val="left" w:pos="12824"/>
-          <w:tab w:val="left" w:pos="13740"/>
-          <w:tab w:val="left" w:pos="14656"/>
-        </w:tabs>
-        <w:autoSpaceDE/>
-        <w:autoSpaceDN/>
-        <w:spacing w:after="240" w:line="360" w:lineRule="auto"/>
-        <w:contextualSpacing/>
-        <w:rPr>
-          <w:rFonts w:eastAsia="Calibri"/>
-          <w:b/>
-          <w:bCs/>
-          <w:iCs/>
-          <w:color w:val="000000"/>
-          <w:sz w:val="28"/>
-          <w:szCs w:val="24"/>
-          <w:lang w:eastAsia="ru-RU"/>
-        </w:rPr>
-      </w:pPr>
-    </w:p>
-    <w:p>
-      <w:pPr>
-        <w:widowControl/>
-        <w:shd w:val="clear" w:color="auto" w:fill="FFFFFF"/>
-        <w:tabs>
-          <w:tab w:val="left" w:pos="916"/>
-          <w:tab w:val="left" w:pos="1832"/>
-          <w:tab w:val="left" w:pos="2748"/>
-          <w:tab w:val="left" w:pos="3664"/>
-          <w:tab w:val="left" w:pos="4580"/>
-          <w:tab w:val="left" w:pos="5496"/>
-          <w:tab w:val="left" w:pos="6412"/>
-          <w:tab w:val="left" w:pos="7328"/>
-          <w:tab w:val="left" w:pos="8244"/>
-          <w:tab w:val="left" w:pos="9160"/>
-          <w:tab w:val="left" w:pos="10076"/>
-          <w:tab w:val="left" w:pos="10992"/>
-          <w:tab w:val="left" w:pos="11908"/>
-          <w:tab w:val="left" w:pos="12824"/>
-          <w:tab w:val="left" w:pos="13740"/>
-          <w:tab w:val="left" w:pos="14656"/>
-        </w:tabs>
-        <w:autoSpaceDE/>
-        <w:autoSpaceDN/>
-        <w:spacing w:after="240" w:line="360" w:lineRule="auto"/>
-        <w:contextualSpacing/>
-        <w:rPr>
-          <w:rFonts w:eastAsia="Calibri"/>
-          <w:b/>
-          <w:bCs/>
-          <w:iCs/>
-          <w:color w:val="000000"/>
-          <w:sz w:val="28"/>
-          <w:szCs w:val="24"/>
-          <w:lang w:eastAsia="ru-RU"/>
-        </w:rPr>
-      </w:pPr>
-    </w:p>
-    <w:p>
-      <w:pPr>
-        <w:widowControl/>
-        <w:shd w:val="clear" w:color="auto" w:fill="FFFFFF"/>
-        <w:tabs>
-          <w:tab w:val="left" w:pos="916"/>
-          <w:tab w:val="left" w:pos="1832"/>
-          <w:tab w:val="left" w:pos="2748"/>
-          <w:tab w:val="left" w:pos="3664"/>
-          <w:tab w:val="left" w:pos="4580"/>
-          <w:tab w:val="left" w:pos="5496"/>
-          <w:tab w:val="left" w:pos="6412"/>
-          <w:tab w:val="left" w:pos="7328"/>
-          <w:tab w:val="left" w:pos="8244"/>
-          <w:tab w:val="left" w:pos="9160"/>
-          <w:tab w:val="left" w:pos="10076"/>
-          <w:tab w:val="left" w:pos="10992"/>
-          <w:tab w:val="left" w:pos="11908"/>
-          <w:tab w:val="left" w:pos="12824"/>
-          <w:tab w:val="left" w:pos="13740"/>
-          <w:tab w:val="left" w:pos="14656"/>
-        </w:tabs>
-        <w:autoSpaceDE/>
-        <w:autoSpaceDN/>
-        <w:spacing w:after="240" w:line="360" w:lineRule="auto"/>
-        <w:contextualSpacing/>
-        <w:rPr>
-          <w:rFonts w:eastAsia="Calibri"/>
-          <w:b/>
-          <w:bCs/>
-          <w:iCs/>
-          <w:color w:val="000000"/>
-          <w:sz w:val="28"/>
-          <w:szCs w:val="24"/>
-          <w:lang w:eastAsia="ru-RU"/>
-        </w:rPr>
-      </w:pPr>
-    </w:p>
-    <w:p>
-      <w:pPr>
-        <w:widowControl/>
-        <w:shd w:val="clear" w:color="auto" w:fill="FFFFFF"/>
-        <w:tabs>
-          <w:tab w:val="left" w:pos="916"/>
-          <w:tab w:val="left" w:pos="1832"/>
-          <w:tab w:val="left" w:pos="2748"/>
-          <w:tab w:val="left" w:pos="3664"/>
-          <w:tab w:val="left" w:pos="4580"/>
-          <w:tab w:val="left" w:pos="5496"/>
-          <w:tab w:val="left" w:pos="6412"/>
-          <w:tab w:val="left" w:pos="7328"/>
-          <w:tab w:val="left" w:pos="8244"/>
-          <w:tab w:val="left" w:pos="9160"/>
-          <w:tab w:val="left" w:pos="10076"/>
-          <w:tab w:val="left" w:pos="10992"/>
-          <w:tab w:val="left" w:pos="11908"/>
-          <w:tab w:val="left" w:pos="12824"/>
-          <w:tab w:val="left" w:pos="13740"/>
-          <w:tab w:val="left" w:pos="14656"/>
-        </w:tabs>
-        <w:autoSpaceDE/>
-        <w:autoSpaceDN/>
-        <w:spacing w:after="240" w:line="360" w:lineRule="auto"/>
-        <w:contextualSpacing/>
-        <w:rPr>
-          <w:rFonts w:eastAsia="Calibri"/>
-          <w:b/>
-          <w:bCs/>
-          <w:iCs/>
-          <w:color w:val="000000"/>
-          <w:sz w:val="28"/>
-          <w:szCs w:val="24"/>
-          <w:lang w:eastAsia="ru-RU"/>
-        </w:rPr>
-      </w:pPr>
-    </w:p>
-    <w:p>
-      <w:pPr>
-        <w:widowControl/>
-        <w:shd w:val="clear" w:color="auto" w:fill="FFFFFF"/>
-        <w:tabs>
-          <w:tab w:val="left" w:pos="916"/>
-          <w:tab w:val="left" w:pos="1832"/>
-          <w:tab w:val="left" w:pos="2748"/>
-          <w:tab w:val="left" w:pos="3664"/>
-          <w:tab w:val="left" w:pos="4580"/>
-          <w:tab w:val="left" w:pos="5496"/>
-          <w:tab w:val="left" w:pos="6412"/>
-          <w:tab w:val="left" w:pos="7328"/>
-          <w:tab w:val="left" w:pos="8244"/>
-          <w:tab w:val="left" w:pos="9160"/>
-          <w:tab w:val="left" w:pos="10076"/>
-          <w:tab w:val="left" w:pos="10992"/>
-          <w:tab w:val="left" w:pos="11908"/>
-          <w:tab w:val="left" w:pos="12824"/>
-          <w:tab w:val="left" w:pos="13740"/>
-          <w:tab w:val="left" w:pos="14656"/>
-        </w:tabs>
-        <w:autoSpaceDE/>
-        <w:autoSpaceDN/>
-        <w:spacing w:after="240" w:line="360" w:lineRule="auto"/>
-        <w:contextualSpacing/>
-        <w:rPr>
-          <w:rFonts w:eastAsia="Calibri"/>
-          <w:b/>
-          <w:bCs/>
-          <w:iCs/>
-          <w:color w:val="000000"/>
-          <w:sz w:val="28"/>
-          <w:szCs w:val="24"/>
-          <w:lang w:eastAsia="ru-RU"/>
-        </w:rPr>
-      </w:pPr>
-    </w:p>
-    <w:p>
-      <w:pPr>
-        <w:widowControl/>
-        <w:shd w:val="clear" w:color="auto" w:fill="FFFFFF"/>
-        <w:tabs>
-          <w:tab w:val="left" w:pos="916"/>
-          <w:tab w:val="left" w:pos="1832"/>
-          <w:tab w:val="left" w:pos="2748"/>
-          <w:tab w:val="left" w:pos="3664"/>
-          <w:tab w:val="left" w:pos="4580"/>
-          <w:tab w:val="left" w:pos="5496"/>
-          <w:tab w:val="left" w:pos="6412"/>
-          <w:tab w:val="left" w:pos="7328"/>
-          <w:tab w:val="left" w:pos="8244"/>
-          <w:tab w:val="left" w:pos="9160"/>
-          <w:tab w:val="left" w:pos="10076"/>
-          <w:tab w:val="left" w:pos="10992"/>
-          <w:tab w:val="left" w:pos="11908"/>
-          <w:tab w:val="left" w:pos="12824"/>
-          <w:tab w:val="left" w:pos="13740"/>
-          <w:tab w:val="left" w:pos="14656"/>
-        </w:tabs>
-        <w:autoSpaceDE/>
-        <w:autoSpaceDN/>
-        <w:spacing w:after="240" w:line="360" w:lineRule="auto"/>
-        <w:contextualSpacing/>
-        <w:rPr>
-          <w:rFonts w:eastAsia="Calibri"/>
-          <w:b/>
-          <w:bCs/>
-          <w:iCs/>
-          <w:color w:val="000000"/>
-          <w:sz w:val="28"/>
-          <w:szCs w:val="24"/>
-          <w:lang w:eastAsia="ru-RU"/>
-        </w:rPr>
-      </w:pPr>
-    </w:p>
-    <w:p>
-      <w:pPr>
-        <w:widowControl/>
-        <w:shd w:val="clear" w:color="auto" w:fill="FFFFFF"/>
-        <w:tabs>
-          <w:tab w:val="left" w:pos="916"/>
-          <w:tab w:val="left" w:pos="1832"/>
-          <w:tab w:val="left" w:pos="2748"/>
-          <w:tab w:val="left" w:pos="3664"/>
-          <w:tab w:val="left" w:pos="4580"/>
-          <w:tab w:val="left" w:pos="5496"/>
-          <w:tab w:val="left" w:pos="6412"/>
-          <w:tab w:val="left" w:pos="7328"/>
-          <w:tab w:val="left" w:pos="8244"/>
-          <w:tab w:val="left" w:pos="9160"/>
-          <w:tab w:val="left" w:pos="10076"/>
-          <w:tab w:val="left" w:pos="10992"/>
-          <w:tab w:val="left" w:pos="11908"/>
-          <w:tab w:val="left" w:pos="12824"/>
-          <w:tab w:val="left" w:pos="13740"/>
-          <w:tab w:val="left" w:pos="14656"/>
-        </w:tabs>
-        <w:autoSpaceDE/>
-        <w:autoSpaceDN/>
-        <w:spacing w:after="240" w:line="360" w:lineRule="auto"/>
-        <w:contextualSpacing/>
-        <w:rPr>
-          <w:rFonts w:eastAsia="Calibri"/>
-          <w:b/>
-          <w:bCs/>
-          <w:iCs/>
-          <w:color w:val="000000"/>
-          <w:sz w:val="28"/>
-          <w:szCs w:val="24"/>
-          <w:lang w:eastAsia="ru-RU"/>
-        </w:rPr>
-      </w:pPr>
-    </w:p>
-    <w:p>
-      <w:pPr>
-        <w:widowControl/>
-        <w:shd w:val="clear" w:color="auto" w:fill="FFFFFF"/>
-        <w:tabs>
-          <w:tab w:val="left" w:pos="916"/>
-          <w:tab w:val="left" w:pos="1832"/>
-          <w:tab w:val="left" w:pos="2748"/>
-          <w:tab w:val="left" w:pos="3664"/>
-          <w:tab w:val="left" w:pos="4580"/>
-          <w:tab w:val="left" w:pos="5496"/>
-          <w:tab w:val="left" w:pos="6412"/>
-          <w:tab w:val="left" w:pos="7328"/>
-          <w:tab w:val="left" w:pos="8244"/>
-          <w:tab w:val="left" w:pos="9160"/>
-          <w:tab w:val="left" w:pos="10076"/>
-          <w:tab w:val="left" w:pos="10992"/>
-          <w:tab w:val="left" w:pos="11908"/>
-          <w:tab w:val="left" w:pos="12824"/>
-          <w:tab w:val="left" w:pos="13740"/>
-          <w:tab w:val="left" w:pos="14656"/>
-        </w:tabs>
-        <w:autoSpaceDE/>
-        <w:autoSpaceDN/>
-        <w:spacing w:after="240" w:line="360" w:lineRule="auto"/>
-        <w:contextualSpacing/>
-        <w:rPr>
-          <w:rFonts w:eastAsia="Calibri"/>
-          <w:b/>
-          <w:bCs/>
-          <w:iCs/>
-          <w:color w:val="000000"/>
-          <w:sz w:val="28"/>
-          <w:szCs w:val="24"/>
-          <w:lang w:eastAsia="ru-RU"/>
-        </w:rPr>
-      </w:pPr>
-    </w:p>
-    <w:p>
-      <w:pPr>
-        <w:widowControl/>
-        <w:shd w:val="clear" w:color="auto" w:fill="FFFFFF"/>
-        <w:tabs>
-          <w:tab w:val="left" w:pos="916"/>
-          <w:tab w:val="left" w:pos="1832"/>
-          <w:tab w:val="left" w:pos="2748"/>
-          <w:tab w:val="left" w:pos="3664"/>
-          <w:tab w:val="left" w:pos="4580"/>
-          <w:tab w:val="left" w:pos="5496"/>
-          <w:tab w:val="left" w:pos="6412"/>
-          <w:tab w:val="left" w:pos="7328"/>
-          <w:tab w:val="left" w:pos="8244"/>
-          <w:tab w:val="left" w:pos="9160"/>
-          <w:tab w:val="left" w:pos="10076"/>
-          <w:tab w:val="left" w:pos="10992"/>
-          <w:tab w:val="left" w:pos="11908"/>
-          <w:tab w:val="left" w:pos="12824"/>
-          <w:tab w:val="left" w:pos="13740"/>
-          <w:tab w:val="left" w:pos="14656"/>
-        </w:tabs>
-        <w:autoSpaceDE/>
-        <w:autoSpaceDN/>
-        <w:spacing w:after="240" w:line="360" w:lineRule="auto"/>
-        <w:contextualSpacing/>
-        <w:rPr>
-          <w:rFonts w:eastAsia="Calibri"/>
-          <w:b/>
-          <w:bCs/>
-          <w:iCs/>
-          <w:color w:val="000000"/>
-          <w:sz w:val="28"/>
-          <w:szCs w:val="24"/>
-          <w:lang w:eastAsia="ru-RU"/>
-        </w:rPr>
-      </w:pPr>
-    </w:p>
-    <w:p>
-      <w:pPr>
-        <w:widowControl/>
-        <w:shd w:val="clear" w:color="auto" w:fill="FFFFFF"/>
-        <w:tabs>
-          <w:tab w:val="left" w:pos="916"/>
-          <w:tab w:val="left" w:pos="1832"/>
-          <w:tab w:val="left" w:pos="2748"/>
-          <w:tab w:val="left" w:pos="3664"/>
-          <w:tab w:val="left" w:pos="4580"/>
-          <w:tab w:val="left" w:pos="5496"/>
-          <w:tab w:val="left" w:pos="6412"/>
-          <w:tab w:val="left" w:pos="7328"/>
-          <w:tab w:val="left" w:pos="8244"/>
-          <w:tab w:val="left" w:pos="9160"/>
-          <w:tab w:val="left" w:pos="10076"/>
-          <w:tab w:val="left" w:pos="10992"/>
-          <w:tab w:val="left" w:pos="11908"/>
-          <w:tab w:val="left" w:pos="12824"/>
-          <w:tab w:val="left" w:pos="13740"/>
-          <w:tab w:val="left" w:pos="14656"/>
-        </w:tabs>
-        <w:autoSpaceDE/>
-        <w:autoSpaceDN/>
-        <w:spacing w:after="240" w:line="360" w:lineRule="auto"/>
-        <w:contextualSpacing/>
-        <w:rPr>
-          <w:rFonts w:eastAsia="Calibri"/>
-          <w:b/>
-          <w:bCs/>
-          <w:iCs/>
-          <w:color w:val="000000"/>
-          <w:sz w:val="28"/>
-          <w:szCs w:val="24"/>
-          <w:lang w:eastAsia="ru-RU"/>
-        </w:rPr>
-      </w:pPr>
-    </w:p>
-    <w:p>
-      <w:pPr>
-        <w:widowControl/>
-        <w:shd w:val="clear" w:color="auto" w:fill="FFFFFF"/>
-        <w:tabs>
-          <w:tab w:val="left" w:pos="916"/>
-          <w:tab w:val="left" w:pos="1832"/>
-          <w:tab w:val="left" w:pos="2748"/>
-          <w:tab w:val="left" w:pos="3664"/>
-          <w:tab w:val="left" w:pos="4580"/>
-          <w:tab w:val="left" w:pos="5496"/>
-          <w:tab w:val="left" w:pos="6412"/>
-          <w:tab w:val="left" w:pos="7328"/>
-          <w:tab w:val="left" w:pos="8244"/>
-          <w:tab w:val="left" w:pos="9160"/>
-          <w:tab w:val="left" w:pos="10076"/>
-          <w:tab w:val="left" w:pos="10992"/>
-          <w:tab w:val="left" w:pos="11908"/>
-          <w:tab w:val="left" w:pos="12824"/>
-          <w:tab w:val="left" w:pos="13740"/>
-          <w:tab w:val="left" w:pos="14656"/>
-        </w:tabs>
-        <w:autoSpaceDE/>
-        <w:autoSpaceDN/>
-        <w:spacing w:after="240" w:line="360" w:lineRule="auto"/>
-        <w:contextualSpacing/>
-        <w:rPr>
-          <w:rFonts w:eastAsia="Calibri"/>
-          <w:b/>
-          <w:bCs/>
-          <w:iCs/>
-          <w:color w:val="000000"/>
-          <w:sz w:val="28"/>
-          <w:szCs w:val="24"/>
-          <w:lang w:eastAsia="ru-RU"/>
-        </w:rPr>
-      </w:pPr>
-    </w:p>
-    <w:p>
-      <w:pPr>
-        <w:widowControl/>
-        <w:shd w:val="clear" w:color="auto" w:fill="FFFFFF"/>
-        <w:tabs>
-          <w:tab w:val="left" w:pos="916"/>
-          <w:tab w:val="left" w:pos="1832"/>
-          <w:tab w:val="left" w:pos="2748"/>
-          <w:tab w:val="left" w:pos="3664"/>
-          <w:tab w:val="left" w:pos="4580"/>
-          <w:tab w:val="left" w:pos="5496"/>
-          <w:tab w:val="left" w:pos="6412"/>
-          <w:tab w:val="left" w:pos="7328"/>
-          <w:tab w:val="left" w:pos="8244"/>
-          <w:tab w:val="left" w:pos="9160"/>
-          <w:tab w:val="left" w:pos="10076"/>
-          <w:tab w:val="left" w:pos="10992"/>
-          <w:tab w:val="left" w:pos="11908"/>
-          <w:tab w:val="left" w:pos="12824"/>
-          <w:tab w:val="left" w:pos="13740"/>
-          <w:tab w:val="left" w:pos="14656"/>
-        </w:tabs>
-        <w:autoSpaceDE/>
-        <w:autoSpaceDN/>
-        <w:spacing w:after="240" w:line="360" w:lineRule="auto"/>
-        <w:contextualSpacing/>
-        <w:rPr>
-          <w:rFonts w:eastAsia="Calibri"/>
-          <w:b/>
-          <w:bCs/>
-          <w:iCs/>
-          <w:color w:val="000000"/>
-          <w:sz w:val="28"/>
-          <w:szCs w:val="24"/>
-          <w:lang w:eastAsia="ru-RU"/>
-        </w:rPr>
-      </w:pPr>
-    </w:p>
-    <w:p>
-      <w:pPr>
-        <w:widowControl/>
-        <w:shd w:val="clear" w:color="auto" w:fill="FFFFFF"/>
-        <w:tabs>
-          <w:tab w:val="left" w:pos="916"/>
-          <w:tab w:val="left" w:pos="1832"/>
-          <w:tab w:val="left" w:pos="2748"/>
-          <w:tab w:val="left" w:pos="3664"/>
-          <w:tab w:val="left" w:pos="4580"/>
-          <w:tab w:val="left" w:pos="5496"/>
-          <w:tab w:val="left" w:pos="6412"/>
-          <w:tab w:val="left" w:pos="7328"/>
-          <w:tab w:val="left" w:pos="8244"/>
-          <w:tab w:val="left" w:pos="9160"/>
-          <w:tab w:val="left" w:pos="10076"/>
-          <w:tab w:val="left" w:pos="10992"/>
-          <w:tab w:val="left" w:pos="11908"/>
-          <w:tab w:val="left" w:pos="12824"/>
-          <w:tab w:val="left" w:pos="13740"/>
-          <w:tab w:val="left" w:pos="14656"/>
-        </w:tabs>
-        <w:autoSpaceDE/>
-        <w:autoSpaceDN/>
-        <w:spacing w:after="240" w:line="360" w:lineRule="auto"/>
-        <w:contextualSpacing/>
-        <w:rPr>
-          <w:rFonts w:eastAsia="Calibri"/>
-          <w:b/>
-          <w:bCs/>
-          <w:iCs/>
-          <w:color w:val="000000"/>
-          <w:sz w:val="28"/>
-          <w:szCs w:val="24"/>
-          <w:lang w:eastAsia="ru-RU"/>
-        </w:rPr>
-      </w:pPr>
-      <w:r>
-        <w:rPr>
-          <w:rFonts w:eastAsia="Calibri"/>
-          <w:b/>
-          <w:bCs/>
-          <w:iCs/>
-          <w:color w:val="000000"/>
-          <w:sz w:val="28"/>
-          <w:szCs w:val="24"/>
-          <w:lang w:eastAsia="ru-RU"/>
-        </w:rPr>
-        <w:br/>
-      </w:r>
-    </w:p>
-    <w:p>
-      <w:pPr>
-        <w:widowControl/>
-        <w:shd w:val="clear" w:color="auto" w:fill="FFFFFF"/>
-        <w:tabs>
-          <w:tab w:val="left" w:pos="916"/>
-          <w:tab w:val="left" w:pos="1832"/>
-          <w:tab w:val="left" w:pos="2748"/>
-          <w:tab w:val="left" w:pos="3664"/>
-          <w:tab w:val="left" w:pos="4580"/>
-          <w:tab w:val="left" w:pos="5496"/>
-          <w:tab w:val="left" w:pos="6412"/>
-          <w:tab w:val="left" w:pos="7328"/>
-          <w:tab w:val="left" w:pos="8244"/>
-          <w:tab w:val="left" w:pos="9160"/>
-          <w:tab w:val="left" w:pos="10076"/>
-          <w:tab w:val="left" w:pos="10992"/>
-          <w:tab w:val="left" w:pos="11908"/>
-          <w:tab w:val="left" w:pos="12824"/>
-          <w:tab w:val="left" w:pos="13740"/>
-          <w:tab w:val="left" w:pos="14656"/>
-        </w:tabs>
-        <w:autoSpaceDE/>
-        <w:autoSpaceDN/>
-        <w:spacing w:after="240" w:line="360" w:lineRule="auto"/>
-        <w:contextualSpacing/>
-        <w:rPr>
-          <w:rFonts w:eastAsia="Calibri"/>
-          <w:b/>
-          <w:bCs/>
-          <w:iCs/>
-          <w:color w:val="000000"/>
-          <w:sz w:val="28"/>
-          <w:szCs w:val="24"/>
-          <w:lang w:eastAsia="ru-RU"/>
-        </w:rPr>
-      </w:pPr>
-      <w:r>
-        <w:rPr>
-          <w:rFonts w:eastAsia="Calibri"/>
-          <w:b/>
-          <w:bCs/>
-          <w:iCs/>
-          <w:color w:val="000000"/>
-          <w:sz w:val="28"/>
-          <w:szCs w:val="24"/>
-          <w:lang w:eastAsia="ru-RU"/>
-        </w:rPr>
-        <w:lastRenderedPageBreak/>
         <w:tab/>
       </w:r>
       <w:r>
@@ -6243,7 +5230,16 @@
                 <w:sz w:val="24"/>
                 <w:szCs w:val="24"/>
               </w:rPr>
-              <w:t>ГБУЗ Поликлиника «Кузнечики» ДЗМ. Стоматологическое отделение</w:t>
+              <w:t xml:space="preserve">ГБУЗ Поликлиника «Кузнечики» ДЗМ. </w:t>
+            </w:r>
+            <w:r>
+              <w:rPr>
+                <w:color w:val="000000"/>
+                <w:sz w:val="24"/>
+                <w:szCs w:val="24"/>
+              </w:rPr>
+              <w:lastRenderedPageBreak/>
+              <w:t>Стоматологическое отделение</w:t>
             </w:r>
           </w:p>
         </w:tc>
@@ -6267,6 +5263,7 @@
                 <w:sz w:val="24"/>
                 <w:szCs w:val="24"/>
               </w:rPr>
+              <w:lastRenderedPageBreak/>
               <w:t>(</w:t>
             </w:r>
             <w:r>
@@ -6451,7 +5448,6 @@
                 <w:sz w:val="24"/>
                 <w:szCs w:val="24"/>
               </w:rPr>
-              <w:lastRenderedPageBreak/>
               <w:t>ГБУЗ Поликлиника «Кузнечики» ДЗМ. Стоматологический кабинет Красная Пахра</w:t>
             </w:r>
           </w:p>
@@ -8643,6 +7639,1516 @@
     </w:tbl>
     <w:p>
       <w:pPr>
+        <w:spacing w:line="360" w:lineRule="auto"/>
+        <w:ind w:firstLine="567"/>
+        <w:jc w:val="both"/>
+        <w:rPr>
+          <w:color w:val="231F20"/>
+          <w:sz w:val="28"/>
+        </w:rPr>
+      </w:pPr>
+      <w:r>
+        <w:rPr>
+          <w:color w:val="231F20"/>
+          <w:sz w:val="28"/>
+        </w:rPr>
+        <w:lastRenderedPageBreak/>
+        <w:t xml:space="preserve">Для данного варианта кластеризация была выполнена за </w:t>
+      </w:r>
+      <w:r>
+        <w:rPr>
+          <w:color w:val="231F20"/>
+          <w:sz w:val="28"/>
+        </w:rPr>
+        <w:t xml:space="preserve">5 </w:t>
+      </w:r>
+      <w:r>
+        <w:rPr>
+          <w:color w:val="231F20"/>
+          <w:sz w:val="28"/>
+        </w:rPr>
+        <w:t>эпох</w:t>
+      </w:r>
+      <w:r>
+        <w:rPr>
+          <w:color w:val="231F20"/>
+          <w:sz w:val="28"/>
+        </w:rPr>
+        <w:t>,</w:t>
+      </w:r>
+      <w:r>
+        <w:rPr>
+          <w:color w:val="231F20"/>
+          <w:sz w:val="28"/>
+        </w:rPr>
+        <w:t xml:space="preserve"> норма обучения была взята </w:t>
+      </w:r>
+      <m:oMath>
+        <m:r>
+          <w:rPr>
+            <w:rFonts w:ascii="Cambria Math" w:hAnsi="Cambria Math"/>
+            <w:color w:val="231F20"/>
+            <w:sz w:val="28"/>
+          </w:rPr>
+          <m:t>η=0,2</m:t>
+        </m:r>
+      </m:oMath>
+      <w:r>
+        <w:rPr>
+          <w:color w:val="231F20"/>
+          <w:sz w:val="28"/>
+        </w:rPr>
+        <w:t xml:space="preserve">. </w:t>
+      </w:r>
+      <w:r>
+        <w:rPr>
+          <w:color w:val="231F20"/>
+          <w:sz w:val="28"/>
+        </w:rPr>
+        <w:t xml:space="preserve">Для визуализации процесса </w:t>
+      </w:r>
+      <w:r>
+        <w:rPr>
+          <w:color w:val="231F20"/>
+          <w:sz w:val="28"/>
+        </w:rPr>
+        <w:t>изменения весовых коэффициентов</w:t>
+      </w:r>
+      <w:r>
+        <w:rPr>
+          <w:color w:val="231F20"/>
+          <w:sz w:val="28"/>
+        </w:rPr>
+        <w:t xml:space="preserve"> нейронной сети</w:t>
+      </w:r>
+      <w:r>
+        <w:rPr>
+          <w:color w:val="231F20"/>
+          <w:sz w:val="28"/>
+        </w:rPr>
+        <w:t xml:space="preserve"> </w:t>
+      </w:r>
+      <w:r>
+        <w:rPr>
+          <w:color w:val="231F20"/>
+          <w:sz w:val="28"/>
+        </w:rPr>
+        <w:t>представлен</w:t>
+      </w:r>
+      <w:r>
+        <w:rPr>
+          <w:color w:val="231F20"/>
+          <w:sz w:val="28"/>
+        </w:rPr>
+        <w:t>ы</w:t>
+      </w:r>
+      <w:r>
+        <w:rPr>
+          <w:color w:val="231F20"/>
+          <w:sz w:val="28"/>
+        </w:rPr>
+        <w:t xml:space="preserve"> график</w:t>
+      </w:r>
+      <w:r>
+        <w:rPr>
+          <w:color w:val="231F20"/>
+          <w:sz w:val="28"/>
+        </w:rPr>
+        <w:t>и</w:t>
+      </w:r>
+      <w:r>
+        <w:rPr>
+          <w:color w:val="231F20"/>
+          <w:sz w:val="28"/>
+        </w:rPr>
+        <w:t xml:space="preserve"> распределения поликлиник по кластерам</w:t>
+      </w:r>
+      <w:r>
+        <w:rPr>
+          <w:color w:val="231F20"/>
+          <w:sz w:val="28"/>
+        </w:rPr>
+        <w:t xml:space="preserve"> </w:t>
+      </w:r>
+      <w:r>
+        <w:rPr>
+          <w:color w:val="231F20"/>
+          <w:sz w:val="28"/>
+        </w:rPr>
+        <w:t>для</w:t>
+      </w:r>
+      <w:r>
+        <w:rPr>
+          <w:color w:val="231F20"/>
+          <w:sz w:val="28"/>
+        </w:rPr>
+        <w:t xml:space="preserve"> </w:t>
+      </w:r>
+      <w:r>
+        <w:rPr>
+          <w:color w:val="231F20"/>
+          <w:sz w:val="28"/>
+        </w:rPr>
+        <w:t xml:space="preserve">каждой </w:t>
+      </w:r>
+      <w:r>
+        <w:rPr>
+          <w:color w:val="231F20"/>
+          <w:sz w:val="28"/>
+        </w:rPr>
+        <w:t>эпох</w:t>
+      </w:r>
+      <w:r>
+        <w:rPr>
+          <w:color w:val="231F20"/>
+          <w:sz w:val="28"/>
+        </w:rPr>
+        <w:t>и</w:t>
+      </w:r>
+      <w:r>
+        <w:rPr>
+          <w:color w:val="231F20"/>
+          <w:sz w:val="28"/>
+        </w:rPr>
+        <w:t xml:space="preserve"> (</w:t>
+      </w:r>
+      <w:r>
+        <w:rPr>
+          <w:color w:val="231F20"/>
+          <w:sz w:val="28"/>
+        </w:rPr>
+        <w:t xml:space="preserve">рис. </w:t>
+      </w:r>
+      <w:r>
+        <w:rPr>
+          <w:color w:val="231F20"/>
+          <w:sz w:val="28"/>
+        </w:rPr>
+        <w:t>1</w:t>
+      </w:r>
+      <w:r>
+        <w:rPr>
+          <w:color w:val="231F20"/>
+          <w:sz w:val="28"/>
+        </w:rPr>
+        <w:t>-</w:t>
+      </w:r>
+      <w:r>
+        <w:rPr>
+          <w:color w:val="231F20"/>
+          <w:sz w:val="28"/>
+        </w:rPr>
+        <w:t>5</w:t>
+      </w:r>
+      <w:r>
+        <w:rPr>
+          <w:color w:val="231F20"/>
+          <w:sz w:val="28"/>
+        </w:rPr>
+        <w:t>)</w:t>
+      </w:r>
+      <w:r>
+        <w:rPr>
+          <w:color w:val="231F20"/>
+          <w:sz w:val="28"/>
+        </w:rPr>
+        <w:t>.</w:t>
+      </w:r>
+    </w:p>
+    <w:p>
+      <w:pPr>
+        <w:spacing w:line="360" w:lineRule="auto"/>
+        <w:ind w:firstLine="567"/>
+        <w:jc w:val="both"/>
+        <w:rPr>
+          <w:color w:val="231F20"/>
+          <w:sz w:val="28"/>
+        </w:rPr>
+      </w:pPr>
+    </w:p>
+    <w:tbl>
+      <w:tblPr>
+        <w:tblStyle w:val="a7"/>
+        <w:tblW w:w="0" w:type="auto"/>
+        <w:tblBorders>
+          <w:top w:val="none" w:sz="0" w:space="0" w:color="auto"/>
+          <w:left w:val="none" w:sz="0" w:space="0" w:color="auto"/>
+          <w:bottom w:val="none" w:sz="0" w:space="0" w:color="auto"/>
+          <w:right w:val="none" w:sz="0" w:space="0" w:color="auto"/>
+          <w:insideH w:val="none" w:sz="0" w:space="0" w:color="auto"/>
+          <w:insideV w:val="none" w:sz="0" w:space="0" w:color="auto"/>
+        </w:tblBorders>
+        <w:tblLook w:val="04A0" w:firstRow="1" w:lastRow="0" w:firstColumn="1" w:lastColumn="0" w:noHBand="0" w:noVBand="1"/>
+      </w:tblPr>
+      <w:tblGrid>
+        <w:gridCol w:w="9574"/>
+      </w:tblGrid>
+      <w:tr>
+        <w:tc>
+          <w:tcPr>
+            <w:tcW w:w="9574" w:type="dxa"/>
+          </w:tcPr>
+          <w:p>
+            <w:pPr>
+              <w:tabs>
+                <w:tab w:val="left" w:pos="916"/>
+                <w:tab w:val="left" w:pos="1832"/>
+                <w:tab w:val="left" w:pos="2748"/>
+                <w:tab w:val="left" w:pos="3664"/>
+                <w:tab w:val="left" w:pos="4580"/>
+                <w:tab w:val="left" w:pos="5496"/>
+                <w:tab w:val="left" w:pos="6412"/>
+                <w:tab w:val="left" w:pos="7328"/>
+                <w:tab w:val="left" w:pos="8244"/>
+                <w:tab w:val="left" w:pos="9160"/>
+                <w:tab w:val="left" w:pos="10076"/>
+                <w:tab w:val="left" w:pos="10992"/>
+                <w:tab w:val="left" w:pos="11908"/>
+                <w:tab w:val="left" w:pos="12824"/>
+                <w:tab w:val="left" w:pos="13740"/>
+                <w:tab w:val="left" w:pos="14656"/>
+              </w:tabs>
+              <w:spacing w:after="240" w:line="360" w:lineRule="auto"/>
+              <w:contextualSpacing/>
+              <w:jc w:val="center"/>
+              <w:rPr>
+                <w:rFonts w:eastAsia="Calibri"/>
+                <w:bCs/>
+                <w:color w:val="000000"/>
+                <w:sz w:val="28"/>
+                <w:szCs w:val="24"/>
+                <w:lang w:eastAsia="ru-RU"/>
+              </w:rPr>
+            </w:pPr>
+            <w:r>
+              <w:rPr>
+                <w:rFonts w:eastAsia="Calibri"/>
+                <w:bCs/>
+                <w:noProof/>
+                <w:color w:val="000000"/>
+                <w:sz w:val="28"/>
+                <w:szCs w:val="24"/>
+                <w:lang w:eastAsia="ru-RU"/>
+              </w:rPr>
+              <w:drawing>
+                <wp:inline distT="0" distB="0" distL="0" distR="0" wp14:anchorId="3D2D30B8" wp14:editId="3945CE00">
+                  <wp:extent cx="4058630" cy="3327400"/>
+                  <wp:effectExtent l="0" t="0" r="0" b="6350"/>
+                  <wp:docPr id="18" name="Рисунок 18"/>
+                  <wp:cNvGraphicFramePr>
+                    <a:graphicFrameLocks xmlns:a="http://schemas.openxmlformats.org/drawingml/2006/main" noChangeAspect="1"/>
+                  </wp:cNvGraphicFramePr>
+                  <a:graphic xmlns:a="http://schemas.openxmlformats.org/drawingml/2006/main">
+                    <a:graphicData uri="http://schemas.openxmlformats.org/drawingml/2006/picture">
+                      <pic:pic xmlns:pic="http://schemas.openxmlformats.org/drawingml/2006/picture">
+                        <pic:nvPicPr>
+                          <pic:cNvPr id="1" name=""/>
+                          <pic:cNvPicPr/>
+                        </pic:nvPicPr>
+                        <pic:blipFill>
+                          <a:blip r:embed="rId9"/>
+                          <a:stretch>
+                            <a:fillRect/>
+                          </a:stretch>
+                        </pic:blipFill>
+                        <pic:spPr>
+                          <a:xfrm>
+                            <a:off x="0" y="0"/>
+                            <a:ext cx="4065175" cy="3332765"/>
+                          </a:xfrm>
+                          <a:prstGeom prst="rect">
+                            <a:avLst/>
+                          </a:prstGeom>
+                        </pic:spPr>
+                      </pic:pic>
+                    </a:graphicData>
+                  </a:graphic>
+                </wp:inline>
+              </w:drawing>
+            </w:r>
+          </w:p>
+        </w:tc>
+      </w:tr>
+      <w:tr>
+        <w:tc>
+          <w:tcPr>
+            <w:tcW w:w="9574" w:type="dxa"/>
+          </w:tcPr>
+          <w:p>
+            <w:pPr>
+              <w:tabs>
+                <w:tab w:val="left" w:pos="916"/>
+                <w:tab w:val="left" w:pos="1832"/>
+                <w:tab w:val="left" w:pos="2748"/>
+                <w:tab w:val="left" w:pos="3664"/>
+                <w:tab w:val="left" w:pos="4580"/>
+                <w:tab w:val="left" w:pos="5496"/>
+                <w:tab w:val="left" w:pos="6412"/>
+                <w:tab w:val="left" w:pos="7328"/>
+                <w:tab w:val="left" w:pos="8244"/>
+                <w:tab w:val="left" w:pos="9160"/>
+                <w:tab w:val="left" w:pos="10076"/>
+                <w:tab w:val="left" w:pos="10992"/>
+                <w:tab w:val="left" w:pos="11908"/>
+                <w:tab w:val="left" w:pos="12824"/>
+                <w:tab w:val="left" w:pos="13740"/>
+                <w:tab w:val="left" w:pos="14656"/>
+              </w:tabs>
+              <w:spacing w:after="240" w:line="360" w:lineRule="auto"/>
+              <w:contextualSpacing/>
+              <w:jc w:val="center"/>
+              <w:rPr>
+                <w:rFonts w:eastAsia="Calibri"/>
+                <w:bCs/>
+                <w:color w:val="000000"/>
+                <w:sz w:val="28"/>
+                <w:szCs w:val="24"/>
+                <w:lang w:eastAsia="ru-RU"/>
+              </w:rPr>
+            </w:pPr>
+            <w:r>
+              <w:rPr>
+                <w:rFonts w:eastAsia="Calibri"/>
+                <w:bCs/>
+                <w:color w:val="000000"/>
+                <w:sz w:val="28"/>
+                <w:szCs w:val="24"/>
+                <w:lang w:eastAsia="ru-RU"/>
+              </w:rPr>
+              <w:t xml:space="preserve">Рисунок </w:t>
+            </w:r>
+            <w:r>
+              <w:rPr>
+                <w:rFonts w:eastAsia="Calibri"/>
+                <w:bCs/>
+                <w:color w:val="000000"/>
+                <w:sz w:val="28"/>
+                <w:szCs w:val="24"/>
+                <w:lang w:eastAsia="ru-RU"/>
+              </w:rPr>
+              <w:t>1</w:t>
+            </w:r>
+            <w:r>
+              <w:rPr>
+                <w:rFonts w:eastAsia="Calibri"/>
+                <w:bCs/>
+                <w:color w:val="000000"/>
+                <w:sz w:val="28"/>
+                <w:szCs w:val="24"/>
+                <w:lang w:eastAsia="ru-RU"/>
+              </w:rPr>
+              <w:t xml:space="preserve"> – Расп</w:t>
+            </w:r>
+            <w:r>
+              <w:rPr>
+                <w:rFonts w:eastAsia="Calibri"/>
+                <w:bCs/>
+                <w:color w:val="000000"/>
+                <w:sz w:val="28"/>
+                <w:szCs w:val="24"/>
+                <w:lang w:eastAsia="ru-RU"/>
+              </w:rPr>
+              <w:t>ределение поликлиник по кластерам (Эпоха 1)</w:t>
+            </w:r>
+          </w:p>
+        </w:tc>
+      </w:tr>
+    </w:tbl>
+    <w:p>
+      <w:pPr>
+        <w:spacing w:line="360" w:lineRule="auto"/>
+        <w:jc w:val="both"/>
+        <w:rPr>
+          <w:color w:val="231F20"/>
+          <w:sz w:val="28"/>
+        </w:rPr>
+      </w:pPr>
+    </w:p>
+    <w:tbl>
+      <w:tblPr>
+        <w:tblStyle w:val="a7"/>
+        <w:tblW w:w="0" w:type="auto"/>
+        <w:tblBorders>
+          <w:top w:val="none" w:sz="0" w:space="0" w:color="auto"/>
+          <w:left w:val="none" w:sz="0" w:space="0" w:color="auto"/>
+          <w:bottom w:val="none" w:sz="0" w:space="0" w:color="auto"/>
+          <w:right w:val="none" w:sz="0" w:space="0" w:color="auto"/>
+          <w:insideH w:val="none" w:sz="0" w:space="0" w:color="auto"/>
+          <w:insideV w:val="none" w:sz="0" w:space="0" w:color="auto"/>
+        </w:tblBorders>
+        <w:tblLook w:val="04A0" w:firstRow="1" w:lastRow="0" w:firstColumn="1" w:lastColumn="0" w:noHBand="0" w:noVBand="1"/>
+      </w:tblPr>
+      <w:tblGrid>
+        <w:gridCol w:w="9574"/>
+      </w:tblGrid>
+      <w:tr>
+        <w:tc>
+          <w:tcPr>
+            <w:tcW w:w="9574" w:type="dxa"/>
+          </w:tcPr>
+          <w:p>
+            <w:pPr>
+              <w:tabs>
+                <w:tab w:val="left" w:pos="916"/>
+                <w:tab w:val="left" w:pos="1832"/>
+                <w:tab w:val="left" w:pos="2748"/>
+                <w:tab w:val="left" w:pos="3664"/>
+                <w:tab w:val="left" w:pos="4580"/>
+                <w:tab w:val="left" w:pos="5496"/>
+                <w:tab w:val="left" w:pos="6412"/>
+                <w:tab w:val="left" w:pos="7328"/>
+                <w:tab w:val="left" w:pos="8244"/>
+                <w:tab w:val="left" w:pos="9160"/>
+                <w:tab w:val="left" w:pos="10076"/>
+                <w:tab w:val="left" w:pos="10992"/>
+                <w:tab w:val="left" w:pos="11908"/>
+                <w:tab w:val="left" w:pos="12824"/>
+                <w:tab w:val="left" w:pos="13740"/>
+                <w:tab w:val="left" w:pos="14656"/>
+              </w:tabs>
+              <w:spacing w:after="240" w:line="360" w:lineRule="auto"/>
+              <w:contextualSpacing/>
+              <w:jc w:val="center"/>
+              <w:rPr>
+                <w:rFonts w:eastAsia="Calibri"/>
+                <w:bCs/>
+                <w:color w:val="000000"/>
+                <w:sz w:val="28"/>
+                <w:szCs w:val="24"/>
+                <w:lang w:eastAsia="ru-RU"/>
+              </w:rPr>
+            </w:pPr>
+            <w:r>
+              <w:rPr>
+                <w:rFonts w:eastAsia="Calibri"/>
+                <w:bCs/>
+                <w:noProof/>
+                <w:color w:val="000000"/>
+                <w:sz w:val="28"/>
+                <w:szCs w:val="24"/>
+                <w:lang w:eastAsia="ru-RU"/>
+              </w:rPr>
+              <w:lastRenderedPageBreak/>
+              <w:drawing>
+                <wp:inline distT="0" distB="0" distL="0" distR="0" wp14:anchorId="179DE742" wp14:editId="2FAE31F2">
+                  <wp:extent cx="4364990" cy="3578564"/>
+                  <wp:effectExtent l="0" t="0" r="0" b="3175"/>
+                  <wp:docPr id="20" name="Рисунок 20"/>
+                  <wp:cNvGraphicFramePr>
+                    <a:graphicFrameLocks xmlns:a="http://schemas.openxmlformats.org/drawingml/2006/main" noChangeAspect="1"/>
+                  </wp:cNvGraphicFramePr>
+                  <a:graphic xmlns:a="http://schemas.openxmlformats.org/drawingml/2006/main">
+                    <a:graphicData uri="http://schemas.openxmlformats.org/drawingml/2006/picture">
+                      <pic:pic xmlns:pic="http://schemas.openxmlformats.org/drawingml/2006/picture">
+                        <pic:nvPicPr>
+                          <pic:cNvPr id="1" name=""/>
+                          <pic:cNvPicPr/>
+                        </pic:nvPicPr>
+                        <pic:blipFill>
+                          <a:blip r:embed="rId10"/>
+                          <a:stretch>
+                            <a:fillRect/>
+                          </a:stretch>
+                        </pic:blipFill>
+                        <pic:spPr>
+                          <a:xfrm>
+                            <a:off x="0" y="0"/>
+                            <a:ext cx="4372496" cy="3584718"/>
+                          </a:xfrm>
+                          <a:prstGeom prst="rect">
+                            <a:avLst/>
+                          </a:prstGeom>
+                        </pic:spPr>
+                      </pic:pic>
+                    </a:graphicData>
+                  </a:graphic>
+                </wp:inline>
+              </w:drawing>
+            </w:r>
+          </w:p>
+        </w:tc>
+      </w:tr>
+      <w:tr>
+        <w:tc>
+          <w:tcPr>
+            <w:tcW w:w="9574" w:type="dxa"/>
+          </w:tcPr>
+          <w:p>
+            <w:pPr>
+              <w:tabs>
+                <w:tab w:val="left" w:pos="916"/>
+                <w:tab w:val="left" w:pos="1832"/>
+                <w:tab w:val="left" w:pos="2748"/>
+                <w:tab w:val="left" w:pos="3664"/>
+                <w:tab w:val="left" w:pos="4580"/>
+                <w:tab w:val="left" w:pos="5496"/>
+                <w:tab w:val="left" w:pos="6412"/>
+                <w:tab w:val="left" w:pos="7328"/>
+                <w:tab w:val="left" w:pos="8244"/>
+                <w:tab w:val="left" w:pos="9160"/>
+                <w:tab w:val="left" w:pos="10076"/>
+                <w:tab w:val="left" w:pos="10992"/>
+                <w:tab w:val="left" w:pos="11908"/>
+                <w:tab w:val="left" w:pos="12824"/>
+                <w:tab w:val="left" w:pos="13740"/>
+                <w:tab w:val="left" w:pos="14656"/>
+              </w:tabs>
+              <w:spacing w:after="240" w:line="360" w:lineRule="auto"/>
+              <w:contextualSpacing/>
+              <w:jc w:val="center"/>
+              <w:rPr>
+                <w:rFonts w:eastAsia="Calibri"/>
+                <w:bCs/>
+                <w:color w:val="000000"/>
+                <w:sz w:val="28"/>
+                <w:szCs w:val="24"/>
+                <w:lang w:eastAsia="ru-RU"/>
+              </w:rPr>
+            </w:pPr>
+            <w:r>
+              <w:rPr>
+                <w:rFonts w:eastAsia="Calibri"/>
+                <w:bCs/>
+                <w:color w:val="000000"/>
+                <w:sz w:val="28"/>
+                <w:szCs w:val="24"/>
+                <w:lang w:eastAsia="ru-RU"/>
+              </w:rPr>
+              <w:t xml:space="preserve">Рисунок </w:t>
+            </w:r>
+            <w:r>
+              <w:rPr>
+                <w:rFonts w:eastAsia="Calibri"/>
+                <w:bCs/>
+                <w:color w:val="000000"/>
+                <w:sz w:val="28"/>
+                <w:szCs w:val="24"/>
+                <w:lang w:eastAsia="ru-RU"/>
+              </w:rPr>
+              <w:t>2</w:t>
+            </w:r>
+            <w:r>
+              <w:rPr>
+                <w:rFonts w:eastAsia="Calibri"/>
+                <w:bCs/>
+                <w:color w:val="000000"/>
+                <w:sz w:val="28"/>
+                <w:szCs w:val="24"/>
+                <w:lang w:eastAsia="ru-RU"/>
+              </w:rPr>
+              <w:t xml:space="preserve"> – </w:t>
+            </w:r>
+            <w:r>
+              <w:rPr>
+                <w:rFonts w:eastAsia="Calibri"/>
+                <w:bCs/>
+                <w:color w:val="000000"/>
+                <w:sz w:val="28"/>
+                <w:szCs w:val="24"/>
+                <w:lang w:eastAsia="ru-RU"/>
+              </w:rPr>
+              <w:t>Распределение поликлиник по кластерам (Эпоха 2)</w:t>
+            </w:r>
+          </w:p>
+        </w:tc>
+      </w:tr>
+    </w:tbl>
+    <w:p>
+      <w:pPr>
+        <w:spacing w:line="360" w:lineRule="auto"/>
+        <w:ind w:firstLine="567"/>
+        <w:jc w:val="both"/>
+        <w:rPr>
+          <w:color w:val="231F20"/>
+          <w:sz w:val="28"/>
+        </w:rPr>
+      </w:pPr>
+    </w:p>
+    <w:tbl>
+      <w:tblPr>
+        <w:tblStyle w:val="a7"/>
+        <w:tblW w:w="0" w:type="auto"/>
+        <w:tblBorders>
+          <w:top w:val="none" w:sz="0" w:space="0" w:color="auto"/>
+          <w:left w:val="none" w:sz="0" w:space="0" w:color="auto"/>
+          <w:bottom w:val="none" w:sz="0" w:space="0" w:color="auto"/>
+          <w:right w:val="none" w:sz="0" w:space="0" w:color="auto"/>
+          <w:insideH w:val="none" w:sz="0" w:space="0" w:color="auto"/>
+          <w:insideV w:val="none" w:sz="0" w:space="0" w:color="auto"/>
+        </w:tblBorders>
+        <w:tblLook w:val="04A0" w:firstRow="1" w:lastRow="0" w:firstColumn="1" w:lastColumn="0" w:noHBand="0" w:noVBand="1"/>
+      </w:tblPr>
+      <w:tblGrid>
+        <w:gridCol w:w="9574"/>
+      </w:tblGrid>
+      <w:tr>
+        <w:tc>
+          <w:tcPr>
+            <w:tcW w:w="9574" w:type="dxa"/>
+          </w:tcPr>
+          <w:p>
+            <w:pPr>
+              <w:tabs>
+                <w:tab w:val="left" w:pos="916"/>
+                <w:tab w:val="left" w:pos="1832"/>
+                <w:tab w:val="left" w:pos="2748"/>
+                <w:tab w:val="left" w:pos="3664"/>
+                <w:tab w:val="left" w:pos="4580"/>
+                <w:tab w:val="left" w:pos="5496"/>
+                <w:tab w:val="left" w:pos="6412"/>
+                <w:tab w:val="left" w:pos="7328"/>
+                <w:tab w:val="left" w:pos="8244"/>
+                <w:tab w:val="left" w:pos="9160"/>
+                <w:tab w:val="left" w:pos="10076"/>
+                <w:tab w:val="left" w:pos="10992"/>
+                <w:tab w:val="left" w:pos="11908"/>
+                <w:tab w:val="left" w:pos="12824"/>
+                <w:tab w:val="left" w:pos="13740"/>
+                <w:tab w:val="left" w:pos="14656"/>
+              </w:tabs>
+              <w:spacing w:after="240" w:line="360" w:lineRule="auto"/>
+              <w:contextualSpacing/>
+              <w:jc w:val="center"/>
+              <w:rPr>
+                <w:rFonts w:eastAsia="Calibri"/>
+                <w:bCs/>
+                <w:color w:val="000000"/>
+                <w:sz w:val="28"/>
+                <w:szCs w:val="24"/>
+                <w:lang w:eastAsia="ru-RU"/>
+              </w:rPr>
+            </w:pPr>
+            <w:r>
+              <w:rPr>
+                <w:rFonts w:eastAsia="Calibri"/>
+                <w:bCs/>
+                <w:noProof/>
+                <w:color w:val="000000"/>
+                <w:sz w:val="28"/>
+                <w:szCs w:val="24"/>
+                <w:lang w:eastAsia="ru-RU"/>
+              </w:rPr>
+              <w:drawing>
+                <wp:inline distT="0" distB="0" distL="0" distR="0" wp14:anchorId="6C9FE733" wp14:editId="7A79049D">
+                  <wp:extent cx="4181263" cy="3427939"/>
+                  <wp:effectExtent l="0" t="0" r="0" b="1270"/>
+                  <wp:docPr id="22" name="Рисунок 22"/>
+                  <wp:cNvGraphicFramePr>
+                    <a:graphicFrameLocks xmlns:a="http://schemas.openxmlformats.org/drawingml/2006/main" noChangeAspect="1"/>
+                  </wp:cNvGraphicFramePr>
+                  <a:graphic xmlns:a="http://schemas.openxmlformats.org/drawingml/2006/main">
+                    <a:graphicData uri="http://schemas.openxmlformats.org/drawingml/2006/picture">
+                      <pic:pic xmlns:pic="http://schemas.openxmlformats.org/drawingml/2006/picture">
+                        <pic:nvPicPr>
+                          <pic:cNvPr id="1" name=""/>
+                          <pic:cNvPicPr/>
+                        </pic:nvPicPr>
+                        <pic:blipFill>
+                          <a:blip r:embed="rId11"/>
+                          <a:stretch>
+                            <a:fillRect/>
+                          </a:stretch>
+                        </pic:blipFill>
+                        <pic:spPr>
+                          <a:xfrm>
+                            <a:off x="0" y="0"/>
+                            <a:ext cx="4183270" cy="3429585"/>
+                          </a:xfrm>
+                          <a:prstGeom prst="rect">
+                            <a:avLst/>
+                          </a:prstGeom>
+                        </pic:spPr>
+                      </pic:pic>
+                    </a:graphicData>
+                  </a:graphic>
+                </wp:inline>
+              </w:drawing>
+            </w:r>
+          </w:p>
+        </w:tc>
+      </w:tr>
+      <w:tr>
+        <w:tc>
+          <w:tcPr>
+            <w:tcW w:w="9574" w:type="dxa"/>
+          </w:tcPr>
+          <w:p>
+            <w:pPr>
+              <w:tabs>
+                <w:tab w:val="left" w:pos="916"/>
+                <w:tab w:val="left" w:pos="1832"/>
+                <w:tab w:val="left" w:pos="2748"/>
+                <w:tab w:val="left" w:pos="3664"/>
+                <w:tab w:val="left" w:pos="4580"/>
+                <w:tab w:val="left" w:pos="5496"/>
+                <w:tab w:val="left" w:pos="6412"/>
+                <w:tab w:val="left" w:pos="7328"/>
+                <w:tab w:val="left" w:pos="8244"/>
+                <w:tab w:val="left" w:pos="9160"/>
+                <w:tab w:val="left" w:pos="10076"/>
+                <w:tab w:val="left" w:pos="10992"/>
+                <w:tab w:val="left" w:pos="11908"/>
+                <w:tab w:val="left" w:pos="12824"/>
+                <w:tab w:val="left" w:pos="13740"/>
+                <w:tab w:val="left" w:pos="14656"/>
+              </w:tabs>
+              <w:spacing w:after="240" w:line="360" w:lineRule="auto"/>
+              <w:contextualSpacing/>
+              <w:jc w:val="center"/>
+              <w:rPr>
+                <w:rFonts w:eastAsia="Calibri"/>
+                <w:bCs/>
+                <w:color w:val="000000"/>
+                <w:sz w:val="28"/>
+                <w:szCs w:val="24"/>
+                <w:lang w:eastAsia="ru-RU"/>
+              </w:rPr>
+            </w:pPr>
+            <w:r>
+              <w:rPr>
+                <w:rFonts w:eastAsia="Calibri"/>
+                <w:bCs/>
+                <w:color w:val="000000"/>
+                <w:sz w:val="28"/>
+                <w:szCs w:val="24"/>
+                <w:lang w:eastAsia="ru-RU"/>
+              </w:rPr>
+              <w:t xml:space="preserve">Рисунок </w:t>
+            </w:r>
+            <w:r>
+              <w:rPr>
+                <w:rFonts w:eastAsia="Calibri"/>
+                <w:bCs/>
+                <w:color w:val="000000"/>
+                <w:sz w:val="28"/>
+                <w:szCs w:val="24"/>
+                <w:lang w:eastAsia="ru-RU"/>
+              </w:rPr>
+              <w:t>3</w:t>
+            </w:r>
+            <w:r>
+              <w:rPr>
+                <w:rFonts w:eastAsia="Calibri"/>
+                <w:bCs/>
+                <w:color w:val="000000"/>
+                <w:sz w:val="28"/>
+                <w:szCs w:val="24"/>
+                <w:lang w:eastAsia="ru-RU"/>
+              </w:rPr>
+              <w:t xml:space="preserve"> – </w:t>
+            </w:r>
+            <w:r>
+              <w:rPr>
+                <w:rFonts w:eastAsia="Calibri"/>
+                <w:bCs/>
+                <w:color w:val="000000"/>
+                <w:sz w:val="28"/>
+                <w:szCs w:val="24"/>
+                <w:lang w:eastAsia="ru-RU"/>
+              </w:rPr>
+              <w:t>Распределение поликлиник по кластерам (Эпоха 3)</w:t>
+            </w:r>
+          </w:p>
+        </w:tc>
+      </w:tr>
+    </w:tbl>
+    <w:p>
+      <w:pPr>
+        <w:spacing w:line="360" w:lineRule="auto"/>
+        <w:ind w:firstLine="567"/>
+        <w:jc w:val="both"/>
+        <w:rPr>
+          <w:color w:val="231F20"/>
+          <w:sz w:val="28"/>
+        </w:rPr>
+      </w:pPr>
+    </w:p>
+    <w:tbl>
+      <w:tblPr>
+        <w:tblStyle w:val="a7"/>
+        <w:tblW w:w="0" w:type="auto"/>
+        <w:tblBorders>
+          <w:top w:val="none" w:sz="0" w:space="0" w:color="auto"/>
+          <w:left w:val="none" w:sz="0" w:space="0" w:color="auto"/>
+          <w:bottom w:val="none" w:sz="0" w:space="0" w:color="auto"/>
+          <w:right w:val="none" w:sz="0" w:space="0" w:color="auto"/>
+          <w:insideH w:val="none" w:sz="0" w:space="0" w:color="auto"/>
+          <w:insideV w:val="none" w:sz="0" w:space="0" w:color="auto"/>
+        </w:tblBorders>
+        <w:tblLook w:val="04A0" w:firstRow="1" w:lastRow="0" w:firstColumn="1" w:lastColumn="0" w:noHBand="0" w:noVBand="1"/>
+      </w:tblPr>
+      <w:tblGrid>
+        <w:gridCol w:w="9574"/>
+      </w:tblGrid>
+      <w:tr>
+        <w:tc>
+          <w:tcPr>
+            <w:tcW w:w="9574" w:type="dxa"/>
+          </w:tcPr>
+          <w:p>
+            <w:pPr>
+              <w:tabs>
+                <w:tab w:val="left" w:pos="916"/>
+                <w:tab w:val="left" w:pos="1832"/>
+                <w:tab w:val="left" w:pos="2748"/>
+                <w:tab w:val="left" w:pos="3664"/>
+                <w:tab w:val="left" w:pos="4580"/>
+                <w:tab w:val="left" w:pos="5496"/>
+                <w:tab w:val="left" w:pos="6412"/>
+                <w:tab w:val="left" w:pos="7328"/>
+                <w:tab w:val="left" w:pos="8244"/>
+                <w:tab w:val="left" w:pos="9160"/>
+                <w:tab w:val="left" w:pos="10076"/>
+                <w:tab w:val="left" w:pos="10992"/>
+                <w:tab w:val="left" w:pos="11908"/>
+                <w:tab w:val="left" w:pos="12824"/>
+                <w:tab w:val="left" w:pos="13740"/>
+                <w:tab w:val="left" w:pos="14656"/>
+              </w:tabs>
+              <w:spacing w:after="240" w:line="360" w:lineRule="auto"/>
+              <w:contextualSpacing/>
+              <w:jc w:val="center"/>
+              <w:rPr>
+                <w:rFonts w:eastAsia="Calibri"/>
+                <w:bCs/>
+                <w:color w:val="000000"/>
+                <w:sz w:val="28"/>
+                <w:szCs w:val="24"/>
+                <w:lang w:eastAsia="ru-RU"/>
+              </w:rPr>
+            </w:pPr>
+            <w:r>
+              <w:rPr>
+                <w:rFonts w:eastAsia="Calibri"/>
+                <w:bCs/>
+                <w:noProof/>
+                <w:color w:val="000000"/>
+                <w:sz w:val="28"/>
+                <w:szCs w:val="24"/>
+                <w:lang w:eastAsia="ru-RU"/>
+              </w:rPr>
+              <w:lastRenderedPageBreak/>
+              <w:drawing>
+                <wp:inline distT="0" distB="0" distL="0" distR="0" wp14:anchorId="3BDA1D8F" wp14:editId="30854DCF">
+                  <wp:extent cx="4291927" cy="3518664"/>
+                  <wp:effectExtent l="0" t="0" r="0" b="5715"/>
+                  <wp:docPr id="23" name="Рисунок 23"/>
+                  <wp:cNvGraphicFramePr>
+                    <a:graphicFrameLocks xmlns:a="http://schemas.openxmlformats.org/drawingml/2006/main" noChangeAspect="1"/>
+                  </wp:cNvGraphicFramePr>
+                  <a:graphic xmlns:a="http://schemas.openxmlformats.org/drawingml/2006/main">
+                    <a:graphicData uri="http://schemas.openxmlformats.org/drawingml/2006/picture">
+                      <pic:pic xmlns:pic="http://schemas.openxmlformats.org/drawingml/2006/picture">
+                        <pic:nvPicPr>
+                          <pic:cNvPr id="1" name=""/>
+                          <pic:cNvPicPr/>
+                        </pic:nvPicPr>
+                        <pic:blipFill>
+                          <a:blip r:embed="rId12"/>
+                          <a:stretch>
+                            <a:fillRect/>
+                          </a:stretch>
+                        </pic:blipFill>
+                        <pic:spPr>
+                          <a:xfrm>
+                            <a:off x="0" y="0"/>
+                            <a:ext cx="4306130" cy="3530308"/>
+                          </a:xfrm>
+                          <a:prstGeom prst="rect">
+                            <a:avLst/>
+                          </a:prstGeom>
+                        </pic:spPr>
+                      </pic:pic>
+                    </a:graphicData>
+                  </a:graphic>
+                </wp:inline>
+              </w:drawing>
+            </w:r>
+          </w:p>
+        </w:tc>
+      </w:tr>
+      <w:tr>
+        <w:tc>
+          <w:tcPr>
+            <w:tcW w:w="9574" w:type="dxa"/>
+          </w:tcPr>
+          <w:p>
+            <w:pPr>
+              <w:tabs>
+                <w:tab w:val="left" w:pos="916"/>
+                <w:tab w:val="left" w:pos="1832"/>
+                <w:tab w:val="left" w:pos="2748"/>
+                <w:tab w:val="left" w:pos="3664"/>
+                <w:tab w:val="left" w:pos="4580"/>
+                <w:tab w:val="left" w:pos="5496"/>
+                <w:tab w:val="left" w:pos="6412"/>
+                <w:tab w:val="left" w:pos="7328"/>
+                <w:tab w:val="left" w:pos="8244"/>
+                <w:tab w:val="left" w:pos="9160"/>
+                <w:tab w:val="left" w:pos="10076"/>
+                <w:tab w:val="left" w:pos="10992"/>
+                <w:tab w:val="left" w:pos="11908"/>
+                <w:tab w:val="left" w:pos="12824"/>
+                <w:tab w:val="left" w:pos="13740"/>
+                <w:tab w:val="left" w:pos="14656"/>
+              </w:tabs>
+              <w:spacing w:after="240" w:line="360" w:lineRule="auto"/>
+              <w:contextualSpacing/>
+              <w:jc w:val="center"/>
+              <w:rPr>
+                <w:rFonts w:eastAsia="Calibri"/>
+                <w:bCs/>
+                <w:color w:val="000000"/>
+                <w:sz w:val="28"/>
+                <w:szCs w:val="24"/>
+                <w:lang w:eastAsia="ru-RU"/>
+              </w:rPr>
+            </w:pPr>
+            <w:r>
+              <w:rPr>
+                <w:rFonts w:eastAsia="Calibri"/>
+                <w:bCs/>
+                <w:color w:val="000000"/>
+                <w:sz w:val="28"/>
+                <w:szCs w:val="24"/>
+                <w:lang w:eastAsia="ru-RU"/>
+              </w:rPr>
+              <w:t xml:space="preserve">Рисунок </w:t>
+            </w:r>
+            <w:r>
+              <w:rPr>
+                <w:rFonts w:eastAsia="Calibri"/>
+                <w:bCs/>
+                <w:color w:val="000000"/>
+                <w:sz w:val="28"/>
+                <w:szCs w:val="24"/>
+                <w:lang w:eastAsia="ru-RU"/>
+              </w:rPr>
+              <w:t xml:space="preserve">4 </w:t>
+            </w:r>
+            <w:r>
+              <w:rPr>
+                <w:rFonts w:eastAsia="Calibri"/>
+                <w:bCs/>
+                <w:color w:val="000000"/>
+                <w:sz w:val="28"/>
+                <w:szCs w:val="24"/>
+                <w:lang w:eastAsia="ru-RU"/>
+              </w:rPr>
+              <w:t xml:space="preserve">– </w:t>
+            </w:r>
+            <w:r>
+              <w:rPr>
+                <w:rFonts w:eastAsia="Calibri"/>
+                <w:bCs/>
+                <w:color w:val="000000"/>
+                <w:sz w:val="28"/>
+                <w:szCs w:val="24"/>
+                <w:lang w:eastAsia="ru-RU"/>
+              </w:rPr>
+              <w:t>Распределение поликлиник по кластерам (Эпоха 4)</w:t>
+            </w:r>
+          </w:p>
+        </w:tc>
+      </w:tr>
+    </w:tbl>
+    <w:p>
+      <w:pPr>
+        <w:spacing w:line="360" w:lineRule="auto"/>
+        <w:ind w:firstLine="567"/>
+        <w:jc w:val="both"/>
+        <w:rPr>
+          <w:color w:val="231F20"/>
+          <w:sz w:val="28"/>
+        </w:rPr>
+      </w:pPr>
+    </w:p>
+    <w:tbl>
+      <w:tblPr>
+        <w:tblStyle w:val="a7"/>
+        <w:tblW w:w="0" w:type="auto"/>
+        <w:tblBorders>
+          <w:top w:val="none" w:sz="0" w:space="0" w:color="auto"/>
+          <w:left w:val="none" w:sz="0" w:space="0" w:color="auto"/>
+          <w:bottom w:val="none" w:sz="0" w:space="0" w:color="auto"/>
+          <w:right w:val="none" w:sz="0" w:space="0" w:color="auto"/>
+          <w:insideH w:val="none" w:sz="0" w:space="0" w:color="auto"/>
+          <w:insideV w:val="none" w:sz="0" w:space="0" w:color="auto"/>
+        </w:tblBorders>
+        <w:tblLook w:val="04A0" w:firstRow="1" w:lastRow="0" w:firstColumn="1" w:lastColumn="0" w:noHBand="0" w:noVBand="1"/>
+      </w:tblPr>
+      <w:tblGrid>
+        <w:gridCol w:w="9574"/>
+      </w:tblGrid>
+      <w:tr>
+        <w:tc>
+          <w:tcPr>
+            <w:tcW w:w="9574" w:type="dxa"/>
+          </w:tcPr>
+          <w:p>
+            <w:pPr>
+              <w:tabs>
+                <w:tab w:val="left" w:pos="916"/>
+                <w:tab w:val="left" w:pos="1832"/>
+                <w:tab w:val="left" w:pos="2748"/>
+                <w:tab w:val="left" w:pos="3664"/>
+                <w:tab w:val="left" w:pos="4580"/>
+                <w:tab w:val="left" w:pos="5496"/>
+                <w:tab w:val="left" w:pos="6412"/>
+                <w:tab w:val="left" w:pos="7328"/>
+                <w:tab w:val="left" w:pos="8244"/>
+                <w:tab w:val="left" w:pos="9160"/>
+                <w:tab w:val="left" w:pos="10076"/>
+                <w:tab w:val="left" w:pos="10992"/>
+                <w:tab w:val="left" w:pos="11908"/>
+                <w:tab w:val="left" w:pos="12824"/>
+                <w:tab w:val="left" w:pos="13740"/>
+                <w:tab w:val="left" w:pos="14656"/>
+              </w:tabs>
+              <w:spacing w:after="240" w:line="360" w:lineRule="auto"/>
+              <w:contextualSpacing/>
+              <w:jc w:val="center"/>
+              <w:rPr>
+                <w:rFonts w:eastAsia="Calibri"/>
+                <w:bCs/>
+                <w:color w:val="000000"/>
+                <w:sz w:val="28"/>
+                <w:szCs w:val="24"/>
+                <w:lang w:eastAsia="ru-RU"/>
+              </w:rPr>
+            </w:pPr>
+            <w:r>
+              <w:rPr>
+                <w:rFonts w:eastAsia="Calibri"/>
+                <w:bCs/>
+                <w:noProof/>
+                <w:color w:val="000000"/>
+                <w:sz w:val="28"/>
+                <w:szCs w:val="24"/>
+                <w:lang w:eastAsia="ru-RU"/>
+              </w:rPr>
+              <w:drawing>
+                <wp:inline distT="0" distB="0" distL="0" distR="0" wp14:anchorId="795EEBE9" wp14:editId="30739403">
+                  <wp:extent cx="4209746" cy="3451289"/>
+                  <wp:effectExtent l="0" t="0" r="635" b="0"/>
+                  <wp:docPr id="24" name="Рисунок 24"/>
+                  <wp:cNvGraphicFramePr>
+                    <a:graphicFrameLocks xmlns:a="http://schemas.openxmlformats.org/drawingml/2006/main" noChangeAspect="1"/>
+                  </wp:cNvGraphicFramePr>
+                  <a:graphic xmlns:a="http://schemas.openxmlformats.org/drawingml/2006/main">
+                    <a:graphicData uri="http://schemas.openxmlformats.org/drawingml/2006/picture">
+                      <pic:pic xmlns:pic="http://schemas.openxmlformats.org/drawingml/2006/picture">
+                        <pic:nvPicPr>
+                          <pic:cNvPr id="1" name=""/>
+                          <pic:cNvPicPr/>
+                        </pic:nvPicPr>
+                        <pic:blipFill>
+                          <a:blip r:embed="rId13"/>
+                          <a:stretch>
+                            <a:fillRect/>
+                          </a:stretch>
+                        </pic:blipFill>
+                        <pic:spPr>
+                          <a:xfrm>
+                            <a:off x="0" y="0"/>
+                            <a:ext cx="4221886" cy="3461242"/>
+                          </a:xfrm>
+                          <a:prstGeom prst="rect">
+                            <a:avLst/>
+                          </a:prstGeom>
+                        </pic:spPr>
+                      </pic:pic>
+                    </a:graphicData>
+                  </a:graphic>
+                </wp:inline>
+              </w:drawing>
+            </w:r>
+          </w:p>
+        </w:tc>
+      </w:tr>
+      <w:tr>
+        <w:tc>
+          <w:tcPr>
+            <w:tcW w:w="9574" w:type="dxa"/>
+          </w:tcPr>
+          <w:p>
+            <w:pPr>
+              <w:tabs>
+                <w:tab w:val="left" w:pos="916"/>
+                <w:tab w:val="left" w:pos="1832"/>
+                <w:tab w:val="left" w:pos="2748"/>
+                <w:tab w:val="left" w:pos="3664"/>
+                <w:tab w:val="left" w:pos="4580"/>
+                <w:tab w:val="left" w:pos="5496"/>
+                <w:tab w:val="left" w:pos="6412"/>
+                <w:tab w:val="left" w:pos="7328"/>
+                <w:tab w:val="left" w:pos="8244"/>
+                <w:tab w:val="left" w:pos="9160"/>
+                <w:tab w:val="left" w:pos="10076"/>
+                <w:tab w:val="left" w:pos="10992"/>
+                <w:tab w:val="left" w:pos="11908"/>
+                <w:tab w:val="left" w:pos="12824"/>
+                <w:tab w:val="left" w:pos="13740"/>
+                <w:tab w:val="left" w:pos="14656"/>
+              </w:tabs>
+              <w:spacing w:after="240" w:line="360" w:lineRule="auto"/>
+              <w:contextualSpacing/>
+              <w:jc w:val="center"/>
+              <w:rPr>
+                <w:rFonts w:eastAsia="Calibri"/>
+                <w:bCs/>
+                <w:color w:val="000000"/>
+                <w:sz w:val="28"/>
+                <w:szCs w:val="24"/>
+                <w:lang w:eastAsia="ru-RU"/>
+              </w:rPr>
+            </w:pPr>
+            <w:r>
+              <w:rPr>
+                <w:rFonts w:eastAsia="Calibri"/>
+                <w:bCs/>
+                <w:color w:val="000000"/>
+                <w:sz w:val="28"/>
+                <w:szCs w:val="24"/>
+                <w:lang w:eastAsia="ru-RU"/>
+              </w:rPr>
+              <w:t xml:space="preserve">Рисунок </w:t>
+            </w:r>
+            <w:r>
+              <w:rPr>
+                <w:rFonts w:eastAsia="Calibri"/>
+                <w:bCs/>
+                <w:color w:val="000000"/>
+                <w:sz w:val="28"/>
+                <w:szCs w:val="24"/>
+                <w:lang w:eastAsia="ru-RU"/>
+              </w:rPr>
+              <w:t>5</w:t>
+            </w:r>
+            <w:r>
+              <w:rPr>
+                <w:rFonts w:eastAsia="Calibri"/>
+                <w:bCs/>
+                <w:color w:val="000000"/>
+                <w:sz w:val="28"/>
+                <w:szCs w:val="24"/>
+                <w:lang w:eastAsia="ru-RU"/>
+              </w:rPr>
+              <w:t xml:space="preserve"> – </w:t>
+            </w:r>
+            <w:r>
+              <w:rPr>
+                <w:rFonts w:eastAsia="Calibri"/>
+                <w:bCs/>
+                <w:color w:val="000000"/>
+                <w:sz w:val="28"/>
+                <w:szCs w:val="24"/>
+                <w:lang w:eastAsia="ru-RU"/>
+              </w:rPr>
+              <w:t>Распределение поликлиник по кластерам (Эпоха 5)</w:t>
+            </w:r>
+          </w:p>
+        </w:tc>
+      </w:tr>
+    </w:tbl>
+    <w:p>
+      <w:pPr>
+        <w:spacing w:line="360" w:lineRule="auto"/>
+        <w:ind w:firstLine="567"/>
+        <w:jc w:val="both"/>
+        <w:rPr>
+          <w:color w:val="231F20"/>
+          <w:sz w:val="28"/>
+        </w:rPr>
+      </w:pPr>
+    </w:p>
+    <w:p>
+      <w:pPr>
+        <w:spacing w:line="360" w:lineRule="auto"/>
+        <w:jc w:val="both"/>
+        <w:rPr>
+          <w:color w:val="231F20"/>
+          <w:sz w:val="28"/>
+        </w:rPr>
+      </w:pPr>
+    </w:p>
+    <w:p>
+      <w:pPr>
+        <w:spacing w:line="360" w:lineRule="auto"/>
+        <w:ind w:firstLine="720"/>
+        <w:jc w:val="both"/>
+        <w:rPr>
+          <w:color w:val="231F20"/>
+          <w:sz w:val="28"/>
+        </w:rPr>
+      </w:pPr>
+    </w:p>
+    <w:p>
+      <w:pPr>
+        <w:spacing w:line="360" w:lineRule="auto"/>
+        <w:ind w:firstLine="720"/>
+        <w:jc w:val="both"/>
+        <w:rPr>
+          <w:color w:val="231F20"/>
+          <w:sz w:val="28"/>
+        </w:rPr>
+      </w:pPr>
+    </w:p>
+    <w:p>
+      <w:pPr>
+        <w:spacing w:line="360" w:lineRule="auto"/>
+        <w:ind w:firstLine="720"/>
+        <w:jc w:val="both"/>
+        <w:rPr>
+          <w:color w:val="231F20"/>
+          <w:sz w:val="28"/>
+        </w:rPr>
+      </w:pPr>
+      <w:r>
+        <w:rPr>
+          <w:color w:val="231F20"/>
+          <w:sz w:val="28"/>
+        </w:rPr>
+        <w:lastRenderedPageBreak/>
+        <w:t xml:space="preserve">Результат </w:t>
+      </w:r>
+      <w:r>
+        <w:rPr>
+          <w:color w:val="231F20"/>
+          <w:sz w:val="28"/>
+        </w:rPr>
+        <w:t>кластеризации</w:t>
+      </w:r>
+      <w:r>
+        <w:rPr>
+          <w:color w:val="231F20"/>
+          <w:sz w:val="28"/>
+        </w:rPr>
+        <w:t xml:space="preserve"> представлен </w:t>
+      </w:r>
+      <w:r>
+        <w:rPr>
+          <w:color w:val="231F20"/>
+          <w:sz w:val="28"/>
+        </w:rPr>
+        <w:t>на рисунке 7</w:t>
+      </w:r>
+      <w:r>
+        <w:rPr>
+          <w:color w:val="231F20"/>
+          <w:sz w:val="28"/>
+        </w:rPr>
+        <w:t>.</w:t>
+      </w:r>
+      <w:r>
+        <w:rPr>
+          <w:color w:val="231F20"/>
+          <w:sz w:val="28"/>
+        </w:rPr>
+        <w:t xml:space="preserve"> Суммарная ошибка кластеризации составила </w:t>
+      </w:r>
+      <m:oMath>
+        <m:r>
+          <w:rPr>
+            <w:rFonts w:ascii="Cambria Math" w:hAnsi="Cambria Math"/>
+            <w:color w:val="231F20"/>
+            <w:sz w:val="28"/>
+          </w:rPr>
+          <m:t>≈39,13%</m:t>
+        </m:r>
+      </m:oMath>
+      <w:r>
+        <w:rPr>
+          <w:color w:val="231F20"/>
+          <w:sz w:val="28"/>
+        </w:rPr>
+        <w:t>.</w:t>
+      </w:r>
+    </w:p>
+    <w:tbl>
+      <w:tblPr>
+        <w:tblStyle w:val="a7"/>
+        <w:tblW w:w="0" w:type="auto"/>
+        <w:tblBorders>
+          <w:top w:val="none" w:sz="0" w:space="0" w:color="auto"/>
+          <w:left w:val="none" w:sz="0" w:space="0" w:color="auto"/>
+          <w:bottom w:val="none" w:sz="0" w:space="0" w:color="auto"/>
+          <w:right w:val="none" w:sz="0" w:space="0" w:color="auto"/>
+          <w:insideH w:val="none" w:sz="0" w:space="0" w:color="auto"/>
+          <w:insideV w:val="none" w:sz="0" w:space="0" w:color="auto"/>
+        </w:tblBorders>
+        <w:tblLook w:val="04A0" w:firstRow="1" w:lastRow="0" w:firstColumn="1" w:lastColumn="0" w:noHBand="0" w:noVBand="1"/>
+      </w:tblPr>
+      <w:tblGrid>
+        <w:gridCol w:w="9574"/>
+      </w:tblGrid>
+      <w:tr>
+        <w:tc>
+          <w:tcPr>
+            <w:tcW w:w="9574" w:type="dxa"/>
+          </w:tcPr>
+          <w:p>
+            <w:pPr>
+              <w:tabs>
+                <w:tab w:val="left" w:pos="916"/>
+                <w:tab w:val="left" w:pos="1832"/>
+                <w:tab w:val="left" w:pos="2748"/>
+                <w:tab w:val="left" w:pos="3664"/>
+                <w:tab w:val="left" w:pos="4580"/>
+                <w:tab w:val="left" w:pos="5496"/>
+                <w:tab w:val="left" w:pos="6412"/>
+                <w:tab w:val="left" w:pos="7328"/>
+                <w:tab w:val="left" w:pos="8244"/>
+                <w:tab w:val="left" w:pos="9160"/>
+                <w:tab w:val="left" w:pos="10076"/>
+                <w:tab w:val="left" w:pos="10992"/>
+                <w:tab w:val="left" w:pos="11908"/>
+                <w:tab w:val="left" w:pos="12824"/>
+                <w:tab w:val="left" w:pos="13740"/>
+                <w:tab w:val="left" w:pos="14656"/>
+              </w:tabs>
+              <w:spacing w:after="240" w:line="360" w:lineRule="auto"/>
+              <w:contextualSpacing/>
+              <w:jc w:val="center"/>
+              <w:rPr>
+                <w:rFonts w:eastAsia="Calibri"/>
+                <w:bCs/>
+                <w:color w:val="000000"/>
+                <w:sz w:val="28"/>
+                <w:szCs w:val="24"/>
+                <w:lang w:eastAsia="ru-RU"/>
+              </w:rPr>
+            </w:pPr>
+            <w:r>
+              <w:rPr>
+                <w:noProof/>
+              </w:rPr>
+              <w:drawing>
+                <wp:inline distT="0" distB="0" distL="0" distR="0" wp14:anchorId="40E9C978" wp14:editId="63E2C7A0">
+                  <wp:extent cx="5942330" cy="4387850"/>
+                  <wp:effectExtent l="0" t="0" r="1270" b="0"/>
+                  <wp:docPr id="27" name="Рисунок 27"/>
+                  <wp:cNvGraphicFramePr>
+                    <a:graphicFrameLocks xmlns:a="http://schemas.openxmlformats.org/drawingml/2006/main" noChangeAspect="1"/>
+                  </wp:cNvGraphicFramePr>
+                  <a:graphic xmlns:a="http://schemas.openxmlformats.org/drawingml/2006/main">
+                    <a:graphicData uri="http://schemas.openxmlformats.org/drawingml/2006/picture">
+                      <pic:pic xmlns:pic="http://schemas.openxmlformats.org/drawingml/2006/picture">
+                        <pic:nvPicPr>
+                          <pic:cNvPr id="1" name=""/>
+                          <pic:cNvPicPr/>
+                        </pic:nvPicPr>
+                        <pic:blipFill>
+                          <a:blip r:embed="rId14"/>
+                          <a:stretch>
+                            <a:fillRect/>
+                          </a:stretch>
+                        </pic:blipFill>
+                        <pic:spPr>
+                          <a:xfrm>
+                            <a:off x="0" y="0"/>
+                            <a:ext cx="5942330" cy="4387850"/>
+                          </a:xfrm>
+                          <a:prstGeom prst="rect">
+                            <a:avLst/>
+                          </a:prstGeom>
+                        </pic:spPr>
+                      </pic:pic>
+                    </a:graphicData>
+                  </a:graphic>
+                </wp:inline>
+              </w:drawing>
+            </w:r>
+          </w:p>
+        </w:tc>
+      </w:tr>
+      <w:tr>
+        <w:tc>
+          <w:tcPr>
+            <w:tcW w:w="9574" w:type="dxa"/>
+          </w:tcPr>
+          <w:p>
+            <w:pPr>
+              <w:tabs>
+                <w:tab w:val="left" w:pos="916"/>
+                <w:tab w:val="left" w:pos="1832"/>
+                <w:tab w:val="left" w:pos="2748"/>
+                <w:tab w:val="left" w:pos="3664"/>
+                <w:tab w:val="left" w:pos="4580"/>
+                <w:tab w:val="left" w:pos="5496"/>
+                <w:tab w:val="left" w:pos="6412"/>
+                <w:tab w:val="left" w:pos="7328"/>
+                <w:tab w:val="left" w:pos="8244"/>
+                <w:tab w:val="left" w:pos="9160"/>
+                <w:tab w:val="left" w:pos="10076"/>
+                <w:tab w:val="left" w:pos="10992"/>
+                <w:tab w:val="left" w:pos="11908"/>
+                <w:tab w:val="left" w:pos="12824"/>
+                <w:tab w:val="left" w:pos="13740"/>
+                <w:tab w:val="left" w:pos="14656"/>
+              </w:tabs>
+              <w:spacing w:after="240" w:line="360" w:lineRule="auto"/>
+              <w:contextualSpacing/>
+              <w:jc w:val="center"/>
+              <w:rPr>
+                <w:rFonts w:eastAsia="Calibri"/>
+                <w:bCs/>
+                <w:color w:val="000000"/>
+                <w:sz w:val="28"/>
+                <w:szCs w:val="24"/>
+                <w:lang w:eastAsia="ru-RU"/>
+              </w:rPr>
+            </w:pPr>
+            <w:r>
+              <w:rPr>
+                <w:rFonts w:eastAsia="Calibri"/>
+                <w:bCs/>
+                <w:color w:val="000000"/>
+                <w:sz w:val="28"/>
+                <w:szCs w:val="24"/>
+                <w:lang w:eastAsia="ru-RU"/>
+              </w:rPr>
+              <w:t xml:space="preserve">Рисунок </w:t>
+            </w:r>
+            <w:r>
+              <w:rPr>
+                <w:rFonts w:eastAsia="Calibri"/>
+                <w:bCs/>
+                <w:color w:val="000000"/>
+                <w:sz w:val="28"/>
+                <w:szCs w:val="24"/>
+                <w:lang w:eastAsia="ru-RU"/>
+              </w:rPr>
+              <w:t xml:space="preserve">7 </w:t>
+            </w:r>
+            <w:r>
+              <w:rPr>
+                <w:rFonts w:eastAsia="Calibri"/>
+                <w:bCs/>
+                <w:color w:val="000000"/>
+                <w:sz w:val="28"/>
+                <w:szCs w:val="24"/>
+                <w:lang w:eastAsia="ru-RU"/>
+              </w:rPr>
+              <w:t xml:space="preserve">– </w:t>
+            </w:r>
+            <w:r>
+              <w:rPr>
+                <w:rFonts w:eastAsia="Calibri"/>
+                <w:bCs/>
+                <w:color w:val="000000"/>
+                <w:sz w:val="28"/>
+                <w:szCs w:val="24"/>
+                <w:lang w:eastAsia="ru-RU"/>
+              </w:rPr>
+              <w:t>Результат кластеризации</w:t>
+            </w:r>
+          </w:p>
+        </w:tc>
+      </w:tr>
+    </w:tbl>
+    <w:p>
+      <w:pPr>
         <w:widowControl/>
         <w:shd w:val="clear" w:color="auto" w:fill="FFFFFF"/>
         <w:tabs>
@@ -8674,6 +9180,7 @@
           <w:color w:val="000000"/>
           <w:sz w:val="28"/>
           <w:szCs w:val="24"/>
+          <w:highlight w:val="yellow"/>
           <w:lang w:eastAsia="ru-RU"/>
         </w:rPr>
       </w:pPr>
@@ -8707,7 +9214,7 @@
         <w:jc w:val="both"/>
         <w:rPr>
           <w:rFonts w:eastAsia="Calibri"/>
-          <w:bCs/>
+          <w:b/>
           <w:color w:val="000000"/>
           <w:sz w:val="28"/>
           <w:szCs w:val="24"/>
@@ -8715,1731 +9222,6 @@
         </w:rPr>
       </w:pPr>
       <w:r>
-        <w:rPr>
-          <w:rFonts w:eastAsia="Calibri"/>
-          <w:bCs/>
-          <w:color w:val="000000"/>
-          <w:sz w:val="28"/>
-          <w:szCs w:val="24"/>
-          <w:lang w:eastAsia="ru-RU"/>
-        </w:rPr>
-        <w:tab/>
-      </w:r>
-      <w:r>
-        <w:rPr>
-          <w:rFonts w:eastAsia="Calibri"/>
-          <w:bCs/>
-          <w:color w:val="000000"/>
-          <w:sz w:val="28"/>
-          <w:szCs w:val="24"/>
-          <w:lang w:eastAsia="ru-RU"/>
-        </w:rPr>
-        <w:t xml:space="preserve">На рисунке 1 </w:t>
-      </w:r>
-      <w:r>
-        <w:rPr>
-          <w:rFonts w:eastAsia="Calibri"/>
-          <w:bCs/>
-          <w:color w:val="000000"/>
-          <w:sz w:val="28"/>
-          <w:szCs w:val="24"/>
-          <w:lang w:eastAsia="ru-RU"/>
-        </w:rPr>
-        <w:t>представлен фрагмент карты</w:t>
-      </w:r>
-      <w:r>
-        <w:rPr>
-          <w:rFonts w:eastAsia="Calibri"/>
-          <w:bCs/>
-          <w:color w:val="000000"/>
-          <w:sz w:val="28"/>
-          <w:szCs w:val="24"/>
-          <w:lang w:eastAsia="ru-RU"/>
-        </w:rPr>
-        <w:t xml:space="preserve"> с расположением округов г. Москвы.</w:t>
-      </w:r>
-    </w:p>
-    <w:tbl>
-      <w:tblPr>
-        <w:tblStyle w:val="a7"/>
-        <w:tblW w:w="0" w:type="auto"/>
-        <w:tblBorders>
-          <w:top w:val="none" w:sz="0" w:space="0" w:color="auto"/>
-          <w:left w:val="none" w:sz="0" w:space="0" w:color="auto"/>
-          <w:bottom w:val="none" w:sz="0" w:space="0" w:color="auto"/>
-          <w:right w:val="none" w:sz="0" w:space="0" w:color="auto"/>
-          <w:insideH w:val="none" w:sz="0" w:space="0" w:color="auto"/>
-          <w:insideV w:val="none" w:sz="0" w:space="0" w:color="auto"/>
-        </w:tblBorders>
-        <w:tblLook w:val="04A0" w:firstRow="1" w:lastRow="0" w:firstColumn="1" w:lastColumn="0" w:noHBand="0" w:noVBand="1"/>
-      </w:tblPr>
-      <w:tblGrid>
-        <w:gridCol w:w="9574"/>
-      </w:tblGrid>
-      <w:tr>
-        <w:tc>
-          <w:tcPr>
-            <w:tcW w:w="9574" w:type="dxa"/>
-          </w:tcPr>
-          <w:p>
-            <w:pPr>
-              <w:tabs>
-                <w:tab w:val="left" w:pos="916"/>
-                <w:tab w:val="left" w:pos="1832"/>
-                <w:tab w:val="left" w:pos="2748"/>
-                <w:tab w:val="left" w:pos="3664"/>
-                <w:tab w:val="left" w:pos="4580"/>
-                <w:tab w:val="left" w:pos="5496"/>
-                <w:tab w:val="left" w:pos="6412"/>
-                <w:tab w:val="left" w:pos="7328"/>
-                <w:tab w:val="left" w:pos="8244"/>
-                <w:tab w:val="left" w:pos="9160"/>
-                <w:tab w:val="left" w:pos="10076"/>
-                <w:tab w:val="left" w:pos="10992"/>
-                <w:tab w:val="left" w:pos="11908"/>
-                <w:tab w:val="left" w:pos="12824"/>
-                <w:tab w:val="left" w:pos="13740"/>
-                <w:tab w:val="left" w:pos="14656"/>
-              </w:tabs>
-              <w:spacing w:after="240" w:line="360" w:lineRule="auto"/>
-              <w:contextualSpacing/>
-              <w:jc w:val="center"/>
-              <w:rPr>
-                <w:rFonts w:eastAsia="Calibri"/>
-                <w:bCs/>
-                <w:color w:val="000000"/>
-                <w:sz w:val="28"/>
-                <w:szCs w:val="24"/>
-                <w:lang w:eastAsia="ru-RU"/>
-              </w:rPr>
-            </w:pPr>
-            <w:r>
-              <w:rPr>
-                <w:noProof/>
-              </w:rPr>
-              <w:lastRenderedPageBreak/>
-              <w:drawing>
-                <wp:inline distT="0" distB="0" distL="0" distR="0" wp14:anchorId="3215892A" wp14:editId="312F2A93">
-                  <wp:extent cx="4113666" cy="3085468"/>
-                  <wp:effectExtent l="0" t="0" r="1270" b="635"/>
-                  <wp:docPr id="8" name="Рисунок 8" descr="Picture background"/>
-                  <wp:cNvGraphicFramePr>
-                    <a:graphicFrameLocks xmlns:a="http://schemas.openxmlformats.org/drawingml/2006/main" noChangeAspect="1"/>
-                  </wp:cNvGraphicFramePr>
-                  <a:graphic xmlns:a="http://schemas.openxmlformats.org/drawingml/2006/main">
-                    <a:graphicData uri="http://schemas.openxmlformats.org/drawingml/2006/picture">
-                      <pic:pic xmlns:pic="http://schemas.openxmlformats.org/drawingml/2006/picture">
-                        <pic:nvPicPr>
-                          <pic:cNvPr id="0" name="Picture 1" descr="Picture background"/>
-                          <pic:cNvPicPr>
-                            <a:picLocks noChangeAspect="1" noChangeArrowheads="1"/>
-                          </pic:cNvPicPr>
-                        </pic:nvPicPr>
-                        <pic:blipFill>
-                          <a:blip r:embed="rId9">
-                            <a:extLst>
-                              <a:ext uri="{28A0092B-C50C-407E-A947-70E740481C1C}">
-                                <a14:useLocalDpi xmlns:a14="http://schemas.microsoft.com/office/drawing/2010/main" val="0"/>
-                              </a:ext>
-                            </a:extLst>
-                          </a:blip>
-                          <a:srcRect/>
-                          <a:stretch>
-                            <a:fillRect/>
-                          </a:stretch>
-                        </pic:blipFill>
-                        <pic:spPr bwMode="auto">
-                          <a:xfrm>
-                            <a:off x="0" y="0"/>
-                            <a:ext cx="4128357" cy="3096487"/>
-                          </a:xfrm>
-                          <a:prstGeom prst="rect">
-                            <a:avLst/>
-                          </a:prstGeom>
-                          <a:noFill/>
-                          <a:ln>
-                            <a:noFill/>
-                          </a:ln>
-                        </pic:spPr>
-                      </pic:pic>
-                    </a:graphicData>
-                  </a:graphic>
-                </wp:inline>
-              </w:drawing>
-            </w:r>
-          </w:p>
-        </w:tc>
-      </w:tr>
-      <w:tr>
-        <w:tc>
-          <w:tcPr>
-            <w:tcW w:w="9574" w:type="dxa"/>
-          </w:tcPr>
-          <w:p>
-            <w:pPr>
-              <w:tabs>
-                <w:tab w:val="left" w:pos="916"/>
-                <w:tab w:val="left" w:pos="1832"/>
-                <w:tab w:val="left" w:pos="2748"/>
-                <w:tab w:val="left" w:pos="3664"/>
-                <w:tab w:val="left" w:pos="4580"/>
-                <w:tab w:val="left" w:pos="5496"/>
-                <w:tab w:val="left" w:pos="6412"/>
-                <w:tab w:val="left" w:pos="7328"/>
-                <w:tab w:val="left" w:pos="8244"/>
-                <w:tab w:val="left" w:pos="9160"/>
-                <w:tab w:val="left" w:pos="10076"/>
-                <w:tab w:val="left" w:pos="10992"/>
-                <w:tab w:val="left" w:pos="11908"/>
-                <w:tab w:val="left" w:pos="12824"/>
-                <w:tab w:val="left" w:pos="13740"/>
-                <w:tab w:val="left" w:pos="14656"/>
-              </w:tabs>
-              <w:spacing w:after="240" w:line="360" w:lineRule="auto"/>
-              <w:contextualSpacing/>
-              <w:jc w:val="center"/>
-              <w:rPr>
-                <w:rFonts w:eastAsia="Calibri"/>
-                <w:bCs/>
-                <w:color w:val="000000"/>
-                <w:sz w:val="28"/>
-                <w:szCs w:val="24"/>
-                <w:lang w:eastAsia="ru-RU"/>
-              </w:rPr>
-            </w:pPr>
-            <w:r>
-              <w:rPr>
-                <w:rFonts w:eastAsia="Calibri"/>
-                <w:bCs/>
-                <w:color w:val="000000"/>
-                <w:sz w:val="28"/>
-                <w:szCs w:val="24"/>
-                <w:lang w:eastAsia="ru-RU"/>
-              </w:rPr>
-              <w:t>Рисунок 1 – Расположение округов г. Москвы</w:t>
-            </w:r>
-            <w:r>
-              <w:rPr>
-                <w:rFonts w:eastAsia="Calibri"/>
-                <w:bCs/>
-                <w:color w:val="000000"/>
-                <w:sz w:val="28"/>
-                <w:szCs w:val="24"/>
-                <w:lang w:eastAsia="ru-RU"/>
-              </w:rPr>
-              <w:t xml:space="preserve"> на карте</w:t>
-            </w:r>
-          </w:p>
-        </w:tc>
-      </w:tr>
-    </w:tbl>
-    <w:p>
-      <w:pPr>
-        <w:widowControl/>
-        <w:shd w:val="clear" w:color="auto" w:fill="FFFFFF"/>
-        <w:tabs>
-          <w:tab w:val="left" w:pos="916"/>
-          <w:tab w:val="left" w:pos="1832"/>
-          <w:tab w:val="left" w:pos="2748"/>
-          <w:tab w:val="left" w:pos="3664"/>
-          <w:tab w:val="left" w:pos="4580"/>
-          <w:tab w:val="left" w:pos="5496"/>
-          <w:tab w:val="left" w:pos="6412"/>
-          <w:tab w:val="left" w:pos="7328"/>
-          <w:tab w:val="left" w:pos="8244"/>
-          <w:tab w:val="left" w:pos="9160"/>
-          <w:tab w:val="left" w:pos="10076"/>
-          <w:tab w:val="left" w:pos="10992"/>
-          <w:tab w:val="left" w:pos="11908"/>
-          <w:tab w:val="left" w:pos="12824"/>
-          <w:tab w:val="left" w:pos="13740"/>
-          <w:tab w:val="left" w:pos="14656"/>
-        </w:tabs>
-        <w:autoSpaceDE/>
-        <w:autoSpaceDN/>
-        <w:spacing w:after="240" w:line="360" w:lineRule="auto"/>
-        <w:contextualSpacing/>
-        <w:jc w:val="both"/>
-        <w:rPr>
-          <w:rFonts w:eastAsia="Calibri"/>
-          <w:bCs/>
-          <w:color w:val="000000"/>
-          <w:sz w:val="28"/>
-          <w:szCs w:val="24"/>
-          <w:highlight w:val="yellow"/>
-          <w:lang w:eastAsia="ru-RU"/>
-        </w:rPr>
-      </w:pPr>
-      <w:r>
-        <w:rPr>
-          <w:rFonts w:eastAsia="Calibri"/>
-          <w:bCs/>
-          <w:color w:val="000000"/>
-          <w:sz w:val="28"/>
-          <w:szCs w:val="24"/>
-          <w:lang w:eastAsia="ru-RU"/>
-        </w:rPr>
-        <w:tab/>
-      </w:r>
-    </w:p>
-    <w:p>
-      <w:pPr>
-        <w:spacing w:line="360" w:lineRule="auto"/>
-        <w:ind w:firstLine="567"/>
-        <w:jc w:val="both"/>
-        <w:rPr>
-          <w:color w:val="231F20"/>
-          <w:sz w:val="28"/>
-        </w:rPr>
-      </w:pPr>
-      <w:r>
-        <w:rPr>
-          <w:color w:val="231F20"/>
-          <w:sz w:val="28"/>
-        </w:rPr>
-        <w:t xml:space="preserve">Для данного варианта кластеризация была выполнена за </w:t>
-      </w:r>
-      <w:r>
-        <w:rPr>
-          <w:color w:val="231F20"/>
-          <w:sz w:val="28"/>
-        </w:rPr>
-        <w:t xml:space="preserve">5 </w:t>
-      </w:r>
-      <w:r>
-        <w:rPr>
-          <w:color w:val="231F20"/>
-          <w:sz w:val="28"/>
-        </w:rPr>
-        <w:t>эпох</w:t>
-      </w:r>
-      <w:r>
-        <w:rPr>
-          <w:color w:val="231F20"/>
-          <w:sz w:val="28"/>
-        </w:rPr>
-        <w:t>,</w:t>
-      </w:r>
-      <w:r>
-        <w:rPr>
-          <w:color w:val="231F20"/>
-          <w:sz w:val="28"/>
-        </w:rPr>
-        <w:t xml:space="preserve"> норма обучения была взята </w:t>
-      </w:r>
-      <m:oMath>
-        <m:r>
-          <w:rPr>
-            <w:rFonts w:ascii="Cambria Math" w:hAnsi="Cambria Math"/>
-            <w:color w:val="231F20"/>
-            <w:sz w:val="28"/>
-          </w:rPr>
-          <m:t>η=0,2</m:t>
-        </m:r>
-      </m:oMath>
-      <w:r>
-        <w:rPr>
-          <w:color w:val="231F20"/>
-          <w:sz w:val="28"/>
-        </w:rPr>
-        <w:t xml:space="preserve">. </w:t>
-      </w:r>
-      <w:r>
-        <w:rPr>
-          <w:color w:val="231F20"/>
-          <w:sz w:val="28"/>
-        </w:rPr>
-        <w:t xml:space="preserve">Для визуализации процесса </w:t>
-      </w:r>
-      <w:r>
-        <w:rPr>
-          <w:color w:val="231F20"/>
-          <w:sz w:val="28"/>
-        </w:rPr>
-        <w:t>изменения весовых коэффициентов</w:t>
-      </w:r>
-      <w:r>
-        <w:rPr>
-          <w:color w:val="231F20"/>
-          <w:sz w:val="28"/>
-        </w:rPr>
-        <w:t xml:space="preserve"> нейронной сети</w:t>
-      </w:r>
-      <w:r>
-        <w:rPr>
-          <w:color w:val="231F20"/>
-          <w:sz w:val="28"/>
-        </w:rPr>
-        <w:t xml:space="preserve"> </w:t>
-      </w:r>
-      <w:r>
-        <w:rPr>
-          <w:color w:val="231F20"/>
-          <w:sz w:val="28"/>
-        </w:rPr>
-        <w:t>представлен</w:t>
-      </w:r>
-      <w:r>
-        <w:rPr>
-          <w:color w:val="231F20"/>
-          <w:sz w:val="28"/>
-        </w:rPr>
-        <w:t>ы</w:t>
-      </w:r>
-      <w:r>
-        <w:rPr>
-          <w:color w:val="231F20"/>
-          <w:sz w:val="28"/>
-        </w:rPr>
-        <w:t xml:space="preserve"> график</w:t>
-      </w:r>
-      <w:r>
-        <w:rPr>
-          <w:color w:val="231F20"/>
-          <w:sz w:val="28"/>
-        </w:rPr>
-        <w:t>и</w:t>
-      </w:r>
-      <w:r>
-        <w:rPr>
-          <w:color w:val="231F20"/>
-          <w:sz w:val="28"/>
-        </w:rPr>
-        <w:t xml:space="preserve"> распределения поликлиник по кластерам</w:t>
-      </w:r>
-      <w:r>
-        <w:rPr>
-          <w:color w:val="231F20"/>
-          <w:sz w:val="28"/>
-        </w:rPr>
-        <w:t xml:space="preserve"> по эпохам</w:t>
-      </w:r>
-      <w:r>
-        <w:rPr>
-          <w:color w:val="231F20"/>
-          <w:sz w:val="28"/>
-        </w:rPr>
-        <w:t xml:space="preserve"> (</w:t>
-      </w:r>
-      <w:r>
-        <w:rPr>
-          <w:color w:val="231F20"/>
-          <w:sz w:val="28"/>
-        </w:rPr>
-        <w:t>рис. 2-</w:t>
-      </w:r>
-      <w:r>
-        <w:rPr>
-          <w:color w:val="231F20"/>
-          <w:sz w:val="28"/>
-        </w:rPr>
-        <w:t>6</w:t>
-      </w:r>
-      <w:r>
-        <w:rPr>
-          <w:color w:val="231F20"/>
-          <w:sz w:val="28"/>
-        </w:rPr>
-        <w:t>)</w:t>
-      </w:r>
-      <w:r>
-        <w:rPr>
-          <w:color w:val="231F20"/>
-          <w:sz w:val="28"/>
-        </w:rPr>
-        <w:t>.</w:t>
-      </w:r>
-    </w:p>
-    <w:p>
-      <w:pPr>
-        <w:spacing w:line="360" w:lineRule="auto"/>
-        <w:ind w:firstLine="567"/>
-        <w:jc w:val="both"/>
-        <w:rPr>
-          <w:color w:val="231F20"/>
-          <w:sz w:val="28"/>
-        </w:rPr>
-      </w:pPr>
-    </w:p>
-    <w:tbl>
-      <w:tblPr>
-        <w:tblStyle w:val="a7"/>
-        <w:tblW w:w="0" w:type="auto"/>
-        <w:tblBorders>
-          <w:top w:val="none" w:sz="0" w:space="0" w:color="auto"/>
-          <w:left w:val="none" w:sz="0" w:space="0" w:color="auto"/>
-          <w:bottom w:val="none" w:sz="0" w:space="0" w:color="auto"/>
-          <w:right w:val="none" w:sz="0" w:space="0" w:color="auto"/>
-          <w:insideH w:val="none" w:sz="0" w:space="0" w:color="auto"/>
-          <w:insideV w:val="none" w:sz="0" w:space="0" w:color="auto"/>
-        </w:tblBorders>
-        <w:tblLook w:val="04A0" w:firstRow="1" w:lastRow="0" w:firstColumn="1" w:lastColumn="0" w:noHBand="0" w:noVBand="1"/>
-      </w:tblPr>
-      <w:tblGrid>
-        <w:gridCol w:w="9574"/>
-      </w:tblGrid>
-      <w:tr>
-        <w:tc>
-          <w:tcPr>
-            <w:tcW w:w="9574" w:type="dxa"/>
-          </w:tcPr>
-          <w:p>
-            <w:pPr>
-              <w:tabs>
-                <w:tab w:val="left" w:pos="916"/>
-                <w:tab w:val="left" w:pos="1832"/>
-                <w:tab w:val="left" w:pos="2748"/>
-                <w:tab w:val="left" w:pos="3664"/>
-                <w:tab w:val="left" w:pos="4580"/>
-                <w:tab w:val="left" w:pos="5496"/>
-                <w:tab w:val="left" w:pos="6412"/>
-                <w:tab w:val="left" w:pos="7328"/>
-                <w:tab w:val="left" w:pos="8244"/>
-                <w:tab w:val="left" w:pos="9160"/>
-                <w:tab w:val="left" w:pos="10076"/>
-                <w:tab w:val="left" w:pos="10992"/>
-                <w:tab w:val="left" w:pos="11908"/>
-                <w:tab w:val="left" w:pos="12824"/>
-                <w:tab w:val="left" w:pos="13740"/>
-                <w:tab w:val="left" w:pos="14656"/>
-              </w:tabs>
-              <w:spacing w:after="240" w:line="360" w:lineRule="auto"/>
-              <w:contextualSpacing/>
-              <w:jc w:val="center"/>
-              <w:rPr>
-                <w:rFonts w:eastAsia="Calibri"/>
-                <w:bCs/>
-                <w:color w:val="000000"/>
-                <w:sz w:val="28"/>
-                <w:szCs w:val="24"/>
-                <w:lang w:eastAsia="ru-RU"/>
-              </w:rPr>
-            </w:pPr>
-            <w:r>
-              <w:rPr>
-                <w:rFonts w:eastAsia="Calibri"/>
-                <w:bCs/>
-                <w:noProof/>
-                <w:color w:val="000000"/>
-                <w:sz w:val="28"/>
-                <w:szCs w:val="24"/>
-                <w:lang w:eastAsia="ru-RU"/>
-              </w:rPr>
-              <w:drawing>
-                <wp:inline distT="0" distB="0" distL="0" distR="0" wp14:anchorId="3D2D30B8" wp14:editId="3945CE00">
-                  <wp:extent cx="4058630" cy="3327400"/>
-                  <wp:effectExtent l="0" t="0" r="0" b="6350"/>
-                  <wp:docPr id="18" name="Рисунок 18"/>
-                  <wp:cNvGraphicFramePr>
-                    <a:graphicFrameLocks xmlns:a="http://schemas.openxmlformats.org/drawingml/2006/main" noChangeAspect="1"/>
-                  </wp:cNvGraphicFramePr>
-                  <a:graphic xmlns:a="http://schemas.openxmlformats.org/drawingml/2006/main">
-                    <a:graphicData uri="http://schemas.openxmlformats.org/drawingml/2006/picture">
-                      <pic:pic xmlns:pic="http://schemas.openxmlformats.org/drawingml/2006/picture">
-                        <pic:nvPicPr>
-                          <pic:cNvPr id="1" name=""/>
-                          <pic:cNvPicPr/>
-                        </pic:nvPicPr>
-                        <pic:blipFill>
-                          <a:blip r:embed="rId10"/>
-                          <a:stretch>
-                            <a:fillRect/>
-                          </a:stretch>
-                        </pic:blipFill>
-                        <pic:spPr>
-                          <a:xfrm>
-                            <a:off x="0" y="0"/>
-                            <a:ext cx="4065175" cy="3332765"/>
-                          </a:xfrm>
-                          <a:prstGeom prst="rect">
-                            <a:avLst/>
-                          </a:prstGeom>
-                        </pic:spPr>
-                      </pic:pic>
-                    </a:graphicData>
-                  </a:graphic>
-                </wp:inline>
-              </w:drawing>
-            </w:r>
-          </w:p>
-        </w:tc>
-      </w:tr>
-      <w:tr>
-        <w:tc>
-          <w:tcPr>
-            <w:tcW w:w="9574" w:type="dxa"/>
-          </w:tcPr>
-          <w:p>
-            <w:pPr>
-              <w:tabs>
-                <w:tab w:val="left" w:pos="916"/>
-                <w:tab w:val="left" w:pos="1832"/>
-                <w:tab w:val="left" w:pos="2748"/>
-                <w:tab w:val="left" w:pos="3664"/>
-                <w:tab w:val="left" w:pos="4580"/>
-                <w:tab w:val="left" w:pos="5496"/>
-                <w:tab w:val="left" w:pos="6412"/>
-                <w:tab w:val="left" w:pos="7328"/>
-                <w:tab w:val="left" w:pos="8244"/>
-                <w:tab w:val="left" w:pos="9160"/>
-                <w:tab w:val="left" w:pos="10076"/>
-                <w:tab w:val="left" w:pos="10992"/>
-                <w:tab w:val="left" w:pos="11908"/>
-                <w:tab w:val="left" w:pos="12824"/>
-                <w:tab w:val="left" w:pos="13740"/>
-                <w:tab w:val="left" w:pos="14656"/>
-              </w:tabs>
-              <w:spacing w:after="240" w:line="360" w:lineRule="auto"/>
-              <w:contextualSpacing/>
-              <w:jc w:val="center"/>
-              <w:rPr>
-                <w:rFonts w:eastAsia="Calibri"/>
-                <w:bCs/>
-                <w:color w:val="000000"/>
-                <w:sz w:val="28"/>
-                <w:szCs w:val="24"/>
-                <w:lang w:eastAsia="ru-RU"/>
-              </w:rPr>
-            </w:pPr>
-            <w:r>
-              <w:rPr>
-                <w:rFonts w:eastAsia="Calibri"/>
-                <w:bCs/>
-                <w:color w:val="000000"/>
-                <w:sz w:val="28"/>
-                <w:szCs w:val="24"/>
-                <w:lang w:eastAsia="ru-RU"/>
-              </w:rPr>
-              <w:t>Рисунок 2 – Расп</w:t>
-            </w:r>
-            <w:r>
-              <w:rPr>
-                <w:rFonts w:eastAsia="Calibri"/>
-                <w:bCs/>
-                <w:color w:val="000000"/>
-                <w:sz w:val="28"/>
-                <w:szCs w:val="24"/>
-                <w:lang w:eastAsia="ru-RU"/>
-              </w:rPr>
-              <w:t>ределение поликлиник по кластерам (Эпоха 1)</w:t>
-            </w:r>
-          </w:p>
-        </w:tc>
-      </w:tr>
-    </w:tbl>
-    <w:p>
-      <w:pPr>
-        <w:spacing w:line="360" w:lineRule="auto"/>
-        <w:jc w:val="both"/>
-        <w:rPr>
-          <w:color w:val="231F20"/>
-          <w:sz w:val="28"/>
-        </w:rPr>
-      </w:pPr>
-    </w:p>
-    <w:tbl>
-      <w:tblPr>
-        <w:tblStyle w:val="a7"/>
-        <w:tblW w:w="0" w:type="auto"/>
-        <w:tblBorders>
-          <w:top w:val="none" w:sz="0" w:space="0" w:color="auto"/>
-          <w:left w:val="none" w:sz="0" w:space="0" w:color="auto"/>
-          <w:bottom w:val="none" w:sz="0" w:space="0" w:color="auto"/>
-          <w:right w:val="none" w:sz="0" w:space="0" w:color="auto"/>
-          <w:insideH w:val="none" w:sz="0" w:space="0" w:color="auto"/>
-          <w:insideV w:val="none" w:sz="0" w:space="0" w:color="auto"/>
-        </w:tblBorders>
-        <w:tblLook w:val="04A0" w:firstRow="1" w:lastRow="0" w:firstColumn="1" w:lastColumn="0" w:noHBand="0" w:noVBand="1"/>
-      </w:tblPr>
-      <w:tblGrid>
-        <w:gridCol w:w="9574"/>
-      </w:tblGrid>
-      <w:tr>
-        <w:tc>
-          <w:tcPr>
-            <w:tcW w:w="9574" w:type="dxa"/>
-          </w:tcPr>
-          <w:p>
-            <w:pPr>
-              <w:tabs>
-                <w:tab w:val="left" w:pos="916"/>
-                <w:tab w:val="left" w:pos="1832"/>
-                <w:tab w:val="left" w:pos="2748"/>
-                <w:tab w:val="left" w:pos="3664"/>
-                <w:tab w:val="left" w:pos="4580"/>
-                <w:tab w:val="left" w:pos="5496"/>
-                <w:tab w:val="left" w:pos="6412"/>
-                <w:tab w:val="left" w:pos="7328"/>
-                <w:tab w:val="left" w:pos="8244"/>
-                <w:tab w:val="left" w:pos="9160"/>
-                <w:tab w:val="left" w:pos="10076"/>
-                <w:tab w:val="left" w:pos="10992"/>
-                <w:tab w:val="left" w:pos="11908"/>
-                <w:tab w:val="left" w:pos="12824"/>
-                <w:tab w:val="left" w:pos="13740"/>
-                <w:tab w:val="left" w:pos="14656"/>
-              </w:tabs>
-              <w:spacing w:after="240" w:line="360" w:lineRule="auto"/>
-              <w:contextualSpacing/>
-              <w:jc w:val="center"/>
-              <w:rPr>
-                <w:rFonts w:eastAsia="Calibri"/>
-                <w:bCs/>
-                <w:color w:val="000000"/>
-                <w:sz w:val="28"/>
-                <w:szCs w:val="24"/>
-                <w:lang w:eastAsia="ru-RU"/>
-              </w:rPr>
-            </w:pPr>
-            <w:r>
-              <w:rPr>
-                <w:rFonts w:eastAsia="Calibri"/>
-                <w:bCs/>
-                <w:noProof/>
-                <w:color w:val="000000"/>
-                <w:sz w:val="28"/>
-                <w:szCs w:val="24"/>
-                <w:lang w:eastAsia="ru-RU"/>
-              </w:rPr>
-              <w:drawing>
-                <wp:inline distT="0" distB="0" distL="0" distR="0" wp14:anchorId="179DE742" wp14:editId="164B4A8B">
-                  <wp:extent cx="4492377" cy="3683000"/>
-                  <wp:effectExtent l="0" t="0" r="3810" b="0"/>
-                  <wp:docPr id="20" name="Рисунок 20"/>
-                  <wp:cNvGraphicFramePr>
-                    <a:graphicFrameLocks xmlns:a="http://schemas.openxmlformats.org/drawingml/2006/main" noChangeAspect="1"/>
-                  </wp:cNvGraphicFramePr>
-                  <a:graphic xmlns:a="http://schemas.openxmlformats.org/drawingml/2006/main">
-                    <a:graphicData uri="http://schemas.openxmlformats.org/drawingml/2006/picture">
-                      <pic:pic xmlns:pic="http://schemas.openxmlformats.org/drawingml/2006/picture">
-                        <pic:nvPicPr>
-                          <pic:cNvPr id="1" name=""/>
-                          <pic:cNvPicPr/>
-                        </pic:nvPicPr>
-                        <pic:blipFill>
-                          <a:blip r:embed="rId11"/>
-                          <a:stretch>
-                            <a:fillRect/>
-                          </a:stretch>
-                        </pic:blipFill>
-                        <pic:spPr>
-                          <a:xfrm>
-                            <a:off x="0" y="0"/>
-                            <a:ext cx="4496631" cy="3686488"/>
-                          </a:xfrm>
-                          <a:prstGeom prst="rect">
-                            <a:avLst/>
-                          </a:prstGeom>
-                        </pic:spPr>
-                      </pic:pic>
-                    </a:graphicData>
-                  </a:graphic>
-                </wp:inline>
-              </w:drawing>
-            </w:r>
-          </w:p>
-        </w:tc>
-      </w:tr>
-      <w:tr>
-        <w:tc>
-          <w:tcPr>
-            <w:tcW w:w="9574" w:type="dxa"/>
-          </w:tcPr>
-          <w:p>
-            <w:pPr>
-              <w:tabs>
-                <w:tab w:val="left" w:pos="916"/>
-                <w:tab w:val="left" w:pos="1832"/>
-                <w:tab w:val="left" w:pos="2748"/>
-                <w:tab w:val="left" w:pos="3664"/>
-                <w:tab w:val="left" w:pos="4580"/>
-                <w:tab w:val="left" w:pos="5496"/>
-                <w:tab w:val="left" w:pos="6412"/>
-                <w:tab w:val="left" w:pos="7328"/>
-                <w:tab w:val="left" w:pos="8244"/>
-                <w:tab w:val="left" w:pos="9160"/>
-                <w:tab w:val="left" w:pos="10076"/>
-                <w:tab w:val="left" w:pos="10992"/>
-                <w:tab w:val="left" w:pos="11908"/>
-                <w:tab w:val="left" w:pos="12824"/>
-                <w:tab w:val="left" w:pos="13740"/>
-                <w:tab w:val="left" w:pos="14656"/>
-              </w:tabs>
-              <w:spacing w:after="240" w:line="360" w:lineRule="auto"/>
-              <w:contextualSpacing/>
-              <w:jc w:val="center"/>
-              <w:rPr>
-                <w:rFonts w:eastAsia="Calibri"/>
-                <w:bCs/>
-                <w:color w:val="000000"/>
-                <w:sz w:val="28"/>
-                <w:szCs w:val="24"/>
-                <w:lang w:eastAsia="ru-RU"/>
-              </w:rPr>
-            </w:pPr>
-            <w:r>
-              <w:rPr>
-                <w:rFonts w:eastAsia="Calibri"/>
-                <w:bCs/>
-                <w:color w:val="000000"/>
-                <w:sz w:val="28"/>
-                <w:szCs w:val="24"/>
-                <w:lang w:eastAsia="ru-RU"/>
-              </w:rPr>
-              <w:t xml:space="preserve">Рисунок </w:t>
-            </w:r>
-            <w:r>
-              <w:rPr>
-                <w:rFonts w:eastAsia="Calibri"/>
-                <w:bCs/>
-                <w:color w:val="000000"/>
-                <w:sz w:val="28"/>
-                <w:szCs w:val="24"/>
-                <w:lang w:eastAsia="ru-RU"/>
-              </w:rPr>
-              <w:t>3</w:t>
-            </w:r>
-            <w:r>
-              <w:rPr>
-                <w:rFonts w:eastAsia="Calibri"/>
-                <w:bCs/>
-                <w:color w:val="000000"/>
-                <w:sz w:val="28"/>
-                <w:szCs w:val="24"/>
-                <w:lang w:eastAsia="ru-RU"/>
-              </w:rPr>
-              <w:t xml:space="preserve"> – </w:t>
-            </w:r>
-            <w:r>
-              <w:rPr>
-                <w:rFonts w:eastAsia="Calibri"/>
-                <w:bCs/>
-                <w:color w:val="000000"/>
-                <w:sz w:val="28"/>
-                <w:szCs w:val="24"/>
-                <w:lang w:eastAsia="ru-RU"/>
-              </w:rPr>
-              <w:t>Распределение поликлиник по кластерам (Эпоха 2)</w:t>
-            </w:r>
-          </w:p>
-        </w:tc>
-      </w:tr>
-    </w:tbl>
-    <w:p>
-      <w:pPr>
-        <w:spacing w:line="360" w:lineRule="auto"/>
-        <w:ind w:firstLine="567"/>
-        <w:jc w:val="both"/>
-        <w:rPr>
-          <w:color w:val="231F20"/>
-          <w:sz w:val="28"/>
-        </w:rPr>
-      </w:pPr>
-    </w:p>
-    <w:tbl>
-      <w:tblPr>
-        <w:tblStyle w:val="a7"/>
-        <w:tblW w:w="0" w:type="auto"/>
-        <w:tblBorders>
-          <w:top w:val="none" w:sz="0" w:space="0" w:color="auto"/>
-          <w:left w:val="none" w:sz="0" w:space="0" w:color="auto"/>
-          <w:bottom w:val="none" w:sz="0" w:space="0" w:color="auto"/>
-          <w:right w:val="none" w:sz="0" w:space="0" w:color="auto"/>
-          <w:insideH w:val="none" w:sz="0" w:space="0" w:color="auto"/>
-          <w:insideV w:val="none" w:sz="0" w:space="0" w:color="auto"/>
-        </w:tblBorders>
-        <w:tblLook w:val="04A0" w:firstRow="1" w:lastRow="0" w:firstColumn="1" w:lastColumn="0" w:noHBand="0" w:noVBand="1"/>
-      </w:tblPr>
-      <w:tblGrid>
-        <w:gridCol w:w="9574"/>
-      </w:tblGrid>
-      <w:tr>
-        <w:tc>
-          <w:tcPr>
-            <w:tcW w:w="9574" w:type="dxa"/>
-          </w:tcPr>
-          <w:p>
-            <w:pPr>
-              <w:tabs>
-                <w:tab w:val="left" w:pos="916"/>
-                <w:tab w:val="left" w:pos="1832"/>
-                <w:tab w:val="left" w:pos="2748"/>
-                <w:tab w:val="left" w:pos="3664"/>
-                <w:tab w:val="left" w:pos="4580"/>
-                <w:tab w:val="left" w:pos="5496"/>
-                <w:tab w:val="left" w:pos="6412"/>
-                <w:tab w:val="left" w:pos="7328"/>
-                <w:tab w:val="left" w:pos="8244"/>
-                <w:tab w:val="left" w:pos="9160"/>
-                <w:tab w:val="left" w:pos="10076"/>
-                <w:tab w:val="left" w:pos="10992"/>
-                <w:tab w:val="left" w:pos="11908"/>
-                <w:tab w:val="left" w:pos="12824"/>
-                <w:tab w:val="left" w:pos="13740"/>
-                <w:tab w:val="left" w:pos="14656"/>
-              </w:tabs>
-              <w:spacing w:after="240" w:line="360" w:lineRule="auto"/>
-              <w:contextualSpacing/>
-              <w:jc w:val="center"/>
-              <w:rPr>
-                <w:rFonts w:eastAsia="Calibri"/>
-                <w:bCs/>
-                <w:color w:val="000000"/>
-                <w:sz w:val="28"/>
-                <w:szCs w:val="24"/>
-                <w:lang w:eastAsia="ru-RU"/>
-              </w:rPr>
-            </w:pPr>
-            <w:r>
-              <w:rPr>
-                <w:rFonts w:eastAsia="Calibri"/>
-                <w:bCs/>
-                <w:noProof/>
-                <w:color w:val="000000"/>
-                <w:sz w:val="28"/>
-                <w:szCs w:val="24"/>
-                <w:lang w:eastAsia="ru-RU"/>
-              </w:rPr>
-              <w:drawing>
-                <wp:inline distT="0" distB="0" distL="0" distR="0" wp14:anchorId="6C9FE733" wp14:editId="7A79049D">
-                  <wp:extent cx="4181263" cy="3427939"/>
-                  <wp:effectExtent l="0" t="0" r="0" b="1270"/>
-                  <wp:docPr id="22" name="Рисунок 22"/>
-                  <wp:cNvGraphicFramePr>
-                    <a:graphicFrameLocks xmlns:a="http://schemas.openxmlformats.org/drawingml/2006/main" noChangeAspect="1"/>
-                  </wp:cNvGraphicFramePr>
-                  <a:graphic xmlns:a="http://schemas.openxmlformats.org/drawingml/2006/main">
-                    <a:graphicData uri="http://schemas.openxmlformats.org/drawingml/2006/picture">
-                      <pic:pic xmlns:pic="http://schemas.openxmlformats.org/drawingml/2006/picture">
-                        <pic:nvPicPr>
-                          <pic:cNvPr id="1" name=""/>
-                          <pic:cNvPicPr/>
-                        </pic:nvPicPr>
-                        <pic:blipFill>
-                          <a:blip r:embed="rId12"/>
-                          <a:stretch>
-                            <a:fillRect/>
-                          </a:stretch>
-                        </pic:blipFill>
-                        <pic:spPr>
-                          <a:xfrm>
-                            <a:off x="0" y="0"/>
-                            <a:ext cx="4183270" cy="3429585"/>
-                          </a:xfrm>
-                          <a:prstGeom prst="rect">
-                            <a:avLst/>
-                          </a:prstGeom>
-                        </pic:spPr>
-                      </pic:pic>
-                    </a:graphicData>
-                  </a:graphic>
-                </wp:inline>
-              </w:drawing>
-            </w:r>
-          </w:p>
-        </w:tc>
-      </w:tr>
-      <w:tr>
-        <w:tc>
-          <w:tcPr>
-            <w:tcW w:w="9574" w:type="dxa"/>
-          </w:tcPr>
-          <w:p>
-            <w:pPr>
-              <w:tabs>
-                <w:tab w:val="left" w:pos="916"/>
-                <w:tab w:val="left" w:pos="1832"/>
-                <w:tab w:val="left" w:pos="2748"/>
-                <w:tab w:val="left" w:pos="3664"/>
-                <w:tab w:val="left" w:pos="4580"/>
-                <w:tab w:val="left" w:pos="5496"/>
-                <w:tab w:val="left" w:pos="6412"/>
-                <w:tab w:val="left" w:pos="7328"/>
-                <w:tab w:val="left" w:pos="8244"/>
-                <w:tab w:val="left" w:pos="9160"/>
-                <w:tab w:val="left" w:pos="10076"/>
-                <w:tab w:val="left" w:pos="10992"/>
-                <w:tab w:val="left" w:pos="11908"/>
-                <w:tab w:val="left" w:pos="12824"/>
-                <w:tab w:val="left" w:pos="13740"/>
-                <w:tab w:val="left" w:pos="14656"/>
-              </w:tabs>
-              <w:spacing w:after="240" w:line="360" w:lineRule="auto"/>
-              <w:contextualSpacing/>
-              <w:jc w:val="center"/>
-              <w:rPr>
-                <w:rFonts w:eastAsia="Calibri"/>
-                <w:bCs/>
-                <w:color w:val="000000"/>
-                <w:sz w:val="28"/>
-                <w:szCs w:val="24"/>
-                <w:lang w:eastAsia="ru-RU"/>
-              </w:rPr>
-            </w:pPr>
-            <w:r>
-              <w:rPr>
-                <w:rFonts w:eastAsia="Calibri"/>
-                <w:bCs/>
-                <w:color w:val="000000"/>
-                <w:sz w:val="28"/>
-                <w:szCs w:val="24"/>
-                <w:lang w:eastAsia="ru-RU"/>
-              </w:rPr>
-              <w:t xml:space="preserve">Рисунок </w:t>
-            </w:r>
-            <w:r>
-              <w:rPr>
-                <w:rFonts w:eastAsia="Calibri"/>
-                <w:bCs/>
-                <w:color w:val="000000"/>
-                <w:sz w:val="28"/>
-                <w:szCs w:val="24"/>
-                <w:lang w:eastAsia="ru-RU"/>
-              </w:rPr>
-              <w:t>4</w:t>
-            </w:r>
-            <w:r>
-              <w:rPr>
-                <w:rFonts w:eastAsia="Calibri"/>
-                <w:bCs/>
-                <w:color w:val="000000"/>
-                <w:sz w:val="28"/>
-                <w:szCs w:val="24"/>
-                <w:lang w:eastAsia="ru-RU"/>
-              </w:rPr>
-              <w:t xml:space="preserve"> – </w:t>
-            </w:r>
-            <w:r>
-              <w:rPr>
-                <w:rFonts w:eastAsia="Calibri"/>
-                <w:bCs/>
-                <w:color w:val="000000"/>
-                <w:sz w:val="28"/>
-                <w:szCs w:val="24"/>
-                <w:lang w:eastAsia="ru-RU"/>
-              </w:rPr>
-              <w:t>Распределение поликлиник по кластерам (Эпоха 3)</w:t>
-            </w:r>
-          </w:p>
-        </w:tc>
-      </w:tr>
-    </w:tbl>
-    <w:p>
-      <w:pPr>
-        <w:spacing w:line="360" w:lineRule="auto"/>
-        <w:ind w:firstLine="567"/>
-        <w:jc w:val="both"/>
-        <w:rPr>
-          <w:color w:val="231F20"/>
-          <w:sz w:val="28"/>
-        </w:rPr>
-      </w:pPr>
-    </w:p>
-    <w:tbl>
-      <w:tblPr>
-        <w:tblStyle w:val="a7"/>
-        <w:tblW w:w="0" w:type="auto"/>
-        <w:tblBorders>
-          <w:top w:val="none" w:sz="0" w:space="0" w:color="auto"/>
-          <w:left w:val="none" w:sz="0" w:space="0" w:color="auto"/>
-          <w:bottom w:val="none" w:sz="0" w:space="0" w:color="auto"/>
-          <w:right w:val="none" w:sz="0" w:space="0" w:color="auto"/>
-          <w:insideH w:val="none" w:sz="0" w:space="0" w:color="auto"/>
-          <w:insideV w:val="none" w:sz="0" w:space="0" w:color="auto"/>
-        </w:tblBorders>
-        <w:tblLook w:val="04A0" w:firstRow="1" w:lastRow="0" w:firstColumn="1" w:lastColumn="0" w:noHBand="0" w:noVBand="1"/>
-      </w:tblPr>
-      <w:tblGrid>
-        <w:gridCol w:w="9574"/>
-      </w:tblGrid>
-      <w:tr>
-        <w:tc>
-          <w:tcPr>
-            <w:tcW w:w="9574" w:type="dxa"/>
-          </w:tcPr>
-          <w:p>
-            <w:pPr>
-              <w:tabs>
-                <w:tab w:val="left" w:pos="916"/>
-                <w:tab w:val="left" w:pos="1832"/>
-                <w:tab w:val="left" w:pos="2748"/>
-                <w:tab w:val="left" w:pos="3664"/>
-                <w:tab w:val="left" w:pos="4580"/>
-                <w:tab w:val="left" w:pos="5496"/>
-                <w:tab w:val="left" w:pos="6412"/>
-                <w:tab w:val="left" w:pos="7328"/>
-                <w:tab w:val="left" w:pos="8244"/>
-                <w:tab w:val="left" w:pos="9160"/>
-                <w:tab w:val="left" w:pos="10076"/>
-                <w:tab w:val="left" w:pos="10992"/>
-                <w:tab w:val="left" w:pos="11908"/>
-                <w:tab w:val="left" w:pos="12824"/>
-                <w:tab w:val="left" w:pos="13740"/>
-                <w:tab w:val="left" w:pos="14656"/>
-              </w:tabs>
-              <w:spacing w:after="240" w:line="360" w:lineRule="auto"/>
-              <w:contextualSpacing/>
-              <w:jc w:val="center"/>
-              <w:rPr>
-                <w:rFonts w:eastAsia="Calibri"/>
-                <w:bCs/>
-                <w:color w:val="000000"/>
-                <w:sz w:val="28"/>
-                <w:szCs w:val="24"/>
-                <w:lang w:eastAsia="ru-RU"/>
-              </w:rPr>
-            </w:pPr>
-            <w:r>
-              <w:rPr>
-                <w:rFonts w:eastAsia="Calibri"/>
-                <w:bCs/>
-                <w:noProof/>
-                <w:color w:val="000000"/>
-                <w:sz w:val="28"/>
-                <w:szCs w:val="24"/>
-                <w:lang w:eastAsia="ru-RU"/>
-              </w:rPr>
-              <w:lastRenderedPageBreak/>
-              <w:drawing>
-                <wp:inline distT="0" distB="0" distL="0" distR="0" wp14:anchorId="3BDA1D8F" wp14:editId="4170580E">
-                  <wp:extent cx="4563533" cy="3741336"/>
-                  <wp:effectExtent l="0" t="0" r="8890" b="0"/>
-                  <wp:docPr id="23" name="Рисунок 23"/>
-                  <wp:cNvGraphicFramePr>
-                    <a:graphicFrameLocks xmlns:a="http://schemas.openxmlformats.org/drawingml/2006/main" noChangeAspect="1"/>
-                  </wp:cNvGraphicFramePr>
-                  <a:graphic xmlns:a="http://schemas.openxmlformats.org/drawingml/2006/main">
-                    <a:graphicData uri="http://schemas.openxmlformats.org/drawingml/2006/picture">
-                      <pic:pic xmlns:pic="http://schemas.openxmlformats.org/drawingml/2006/picture">
-                        <pic:nvPicPr>
-                          <pic:cNvPr id="1" name=""/>
-                          <pic:cNvPicPr/>
-                        </pic:nvPicPr>
-                        <pic:blipFill>
-                          <a:blip r:embed="rId13"/>
-                          <a:stretch>
-                            <a:fillRect/>
-                          </a:stretch>
-                        </pic:blipFill>
-                        <pic:spPr>
-                          <a:xfrm>
-                            <a:off x="0" y="0"/>
-                            <a:ext cx="4569255" cy="3746027"/>
-                          </a:xfrm>
-                          <a:prstGeom prst="rect">
-                            <a:avLst/>
-                          </a:prstGeom>
-                        </pic:spPr>
-                      </pic:pic>
-                    </a:graphicData>
-                  </a:graphic>
-                </wp:inline>
-              </w:drawing>
-            </w:r>
-          </w:p>
-        </w:tc>
-      </w:tr>
-      <w:tr>
-        <w:tc>
-          <w:tcPr>
-            <w:tcW w:w="9574" w:type="dxa"/>
-          </w:tcPr>
-          <w:p>
-            <w:pPr>
-              <w:tabs>
-                <w:tab w:val="left" w:pos="916"/>
-                <w:tab w:val="left" w:pos="1832"/>
-                <w:tab w:val="left" w:pos="2748"/>
-                <w:tab w:val="left" w:pos="3664"/>
-                <w:tab w:val="left" w:pos="4580"/>
-                <w:tab w:val="left" w:pos="5496"/>
-                <w:tab w:val="left" w:pos="6412"/>
-                <w:tab w:val="left" w:pos="7328"/>
-                <w:tab w:val="left" w:pos="8244"/>
-                <w:tab w:val="left" w:pos="9160"/>
-                <w:tab w:val="left" w:pos="10076"/>
-                <w:tab w:val="left" w:pos="10992"/>
-                <w:tab w:val="left" w:pos="11908"/>
-                <w:tab w:val="left" w:pos="12824"/>
-                <w:tab w:val="left" w:pos="13740"/>
-                <w:tab w:val="left" w:pos="14656"/>
-              </w:tabs>
-              <w:spacing w:after="240" w:line="360" w:lineRule="auto"/>
-              <w:contextualSpacing/>
-              <w:jc w:val="center"/>
-              <w:rPr>
-                <w:rFonts w:eastAsia="Calibri"/>
-                <w:bCs/>
-                <w:color w:val="000000"/>
-                <w:sz w:val="28"/>
-                <w:szCs w:val="24"/>
-                <w:lang w:eastAsia="ru-RU"/>
-              </w:rPr>
-            </w:pPr>
-            <w:r>
-              <w:rPr>
-                <w:rFonts w:eastAsia="Calibri"/>
-                <w:bCs/>
-                <w:color w:val="000000"/>
-                <w:sz w:val="28"/>
-                <w:szCs w:val="24"/>
-                <w:lang w:eastAsia="ru-RU"/>
-              </w:rPr>
-              <w:t xml:space="preserve">Рисунок </w:t>
-            </w:r>
-            <w:r>
-              <w:rPr>
-                <w:rFonts w:eastAsia="Calibri"/>
-                <w:bCs/>
-                <w:color w:val="000000"/>
-                <w:sz w:val="28"/>
-                <w:szCs w:val="24"/>
-                <w:lang w:eastAsia="ru-RU"/>
-              </w:rPr>
-              <w:t>5</w:t>
-            </w:r>
-            <w:r>
-              <w:rPr>
-                <w:rFonts w:eastAsia="Calibri"/>
-                <w:bCs/>
-                <w:color w:val="000000"/>
-                <w:sz w:val="28"/>
-                <w:szCs w:val="24"/>
-                <w:lang w:eastAsia="ru-RU"/>
-              </w:rPr>
-              <w:t xml:space="preserve"> – </w:t>
-            </w:r>
-            <w:r>
-              <w:rPr>
-                <w:rFonts w:eastAsia="Calibri"/>
-                <w:bCs/>
-                <w:color w:val="000000"/>
-                <w:sz w:val="28"/>
-                <w:szCs w:val="24"/>
-                <w:lang w:eastAsia="ru-RU"/>
-              </w:rPr>
-              <w:t>Распределение поликлиник по кластерам (Эпоха 4)</w:t>
-            </w:r>
-          </w:p>
-        </w:tc>
-      </w:tr>
-    </w:tbl>
-    <w:p>
-      <w:pPr>
-        <w:spacing w:line="360" w:lineRule="auto"/>
-        <w:ind w:firstLine="567"/>
-        <w:jc w:val="both"/>
-        <w:rPr>
-          <w:color w:val="231F20"/>
-          <w:sz w:val="28"/>
-        </w:rPr>
-      </w:pPr>
-    </w:p>
-    <w:tbl>
-      <w:tblPr>
-        <w:tblStyle w:val="a7"/>
-        <w:tblW w:w="0" w:type="auto"/>
-        <w:tblBorders>
-          <w:top w:val="none" w:sz="0" w:space="0" w:color="auto"/>
-          <w:left w:val="none" w:sz="0" w:space="0" w:color="auto"/>
-          <w:bottom w:val="none" w:sz="0" w:space="0" w:color="auto"/>
-          <w:right w:val="none" w:sz="0" w:space="0" w:color="auto"/>
-          <w:insideH w:val="none" w:sz="0" w:space="0" w:color="auto"/>
-          <w:insideV w:val="none" w:sz="0" w:space="0" w:color="auto"/>
-        </w:tblBorders>
-        <w:tblLook w:val="04A0" w:firstRow="1" w:lastRow="0" w:firstColumn="1" w:lastColumn="0" w:noHBand="0" w:noVBand="1"/>
-      </w:tblPr>
-      <w:tblGrid>
-        <w:gridCol w:w="9574"/>
-      </w:tblGrid>
-      <w:tr>
-        <w:tc>
-          <w:tcPr>
-            <w:tcW w:w="9574" w:type="dxa"/>
-          </w:tcPr>
-          <w:p>
-            <w:pPr>
-              <w:tabs>
-                <w:tab w:val="left" w:pos="916"/>
-                <w:tab w:val="left" w:pos="1832"/>
-                <w:tab w:val="left" w:pos="2748"/>
-                <w:tab w:val="left" w:pos="3664"/>
-                <w:tab w:val="left" w:pos="4580"/>
-                <w:tab w:val="left" w:pos="5496"/>
-                <w:tab w:val="left" w:pos="6412"/>
-                <w:tab w:val="left" w:pos="7328"/>
-                <w:tab w:val="left" w:pos="8244"/>
-                <w:tab w:val="left" w:pos="9160"/>
-                <w:tab w:val="left" w:pos="10076"/>
-                <w:tab w:val="left" w:pos="10992"/>
-                <w:tab w:val="left" w:pos="11908"/>
-                <w:tab w:val="left" w:pos="12824"/>
-                <w:tab w:val="left" w:pos="13740"/>
-                <w:tab w:val="left" w:pos="14656"/>
-              </w:tabs>
-              <w:spacing w:after="240" w:line="360" w:lineRule="auto"/>
-              <w:contextualSpacing/>
-              <w:jc w:val="center"/>
-              <w:rPr>
-                <w:rFonts w:eastAsia="Calibri"/>
-                <w:bCs/>
-                <w:color w:val="000000"/>
-                <w:sz w:val="28"/>
-                <w:szCs w:val="24"/>
-                <w:lang w:eastAsia="ru-RU"/>
-              </w:rPr>
-            </w:pPr>
-            <w:r>
-              <w:rPr>
-                <w:rFonts w:eastAsia="Calibri"/>
-                <w:bCs/>
-                <w:noProof/>
-                <w:color w:val="000000"/>
-                <w:sz w:val="28"/>
-                <w:szCs w:val="24"/>
-                <w:lang w:eastAsia="ru-RU"/>
-              </w:rPr>
-              <w:drawing>
-                <wp:inline distT="0" distB="0" distL="0" distR="0" wp14:anchorId="795EEBE9" wp14:editId="275413B1">
-                  <wp:extent cx="4385734" cy="3595570"/>
-                  <wp:effectExtent l="0" t="0" r="0" b="5080"/>
-                  <wp:docPr id="24" name="Рисунок 24"/>
-                  <wp:cNvGraphicFramePr>
-                    <a:graphicFrameLocks xmlns:a="http://schemas.openxmlformats.org/drawingml/2006/main" noChangeAspect="1"/>
-                  </wp:cNvGraphicFramePr>
-                  <a:graphic xmlns:a="http://schemas.openxmlformats.org/drawingml/2006/main">
-                    <a:graphicData uri="http://schemas.openxmlformats.org/drawingml/2006/picture">
-                      <pic:pic xmlns:pic="http://schemas.openxmlformats.org/drawingml/2006/picture">
-                        <pic:nvPicPr>
-                          <pic:cNvPr id="1" name=""/>
-                          <pic:cNvPicPr/>
-                        </pic:nvPicPr>
-                        <pic:blipFill>
-                          <a:blip r:embed="rId14"/>
-                          <a:stretch>
-                            <a:fillRect/>
-                          </a:stretch>
-                        </pic:blipFill>
-                        <pic:spPr>
-                          <a:xfrm>
-                            <a:off x="0" y="0"/>
-                            <a:ext cx="4392228" cy="3600894"/>
-                          </a:xfrm>
-                          <a:prstGeom prst="rect">
-                            <a:avLst/>
-                          </a:prstGeom>
-                        </pic:spPr>
-                      </pic:pic>
-                    </a:graphicData>
-                  </a:graphic>
-                </wp:inline>
-              </w:drawing>
-            </w:r>
-          </w:p>
-        </w:tc>
-      </w:tr>
-      <w:tr>
-        <w:tc>
-          <w:tcPr>
-            <w:tcW w:w="9574" w:type="dxa"/>
-          </w:tcPr>
-          <w:p>
-            <w:pPr>
-              <w:tabs>
-                <w:tab w:val="left" w:pos="916"/>
-                <w:tab w:val="left" w:pos="1832"/>
-                <w:tab w:val="left" w:pos="2748"/>
-                <w:tab w:val="left" w:pos="3664"/>
-                <w:tab w:val="left" w:pos="4580"/>
-                <w:tab w:val="left" w:pos="5496"/>
-                <w:tab w:val="left" w:pos="6412"/>
-                <w:tab w:val="left" w:pos="7328"/>
-                <w:tab w:val="left" w:pos="8244"/>
-                <w:tab w:val="left" w:pos="9160"/>
-                <w:tab w:val="left" w:pos="10076"/>
-                <w:tab w:val="left" w:pos="10992"/>
-                <w:tab w:val="left" w:pos="11908"/>
-                <w:tab w:val="left" w:pos="12824"/>
-                <w:tab w:val="left" w:pos="13740"/>
-                <w:tab w:val="left" w:pos="14656"/>
-              </w:tabs>
-              <w:spacing w:after="240" w:line="360" w:lineRule="auto"/>
-              <w:contextualSpacing/>
-              <w:jc w:val="center"/>
-              <w:rPr>
-                <w:rFonts w:eastAsia="Calibri"/>
-                <w:bCs/>
-                <w:color w:val="000000"/>
-                <w:sz w:val="28"/>
-                <w:szCs w:val="24"/>
-                <w:lang w:eastAsia="ru-RU"/>
-              </w:rPr>
-            </w:pPr>
-            <w:r>
-              <w:rPr>
-                <w:rFonts w:eastAsia="Calibri"/>
-                <w:bCs/>
-                <w:color w:val="000000"/>
-                <w:sz w:val="28"/>
-                <w:szCs w:val="24"/>
-                <w:lang w:eastAsia="ru-RU"/>
-              </w:rPr>
-              <w:t xml:space="preserve">Рисунок 6 – </w:t>
-            </w:r>
-            <w:r>
-              <w:rPr>
-                <w:rFonts w:eastAsia="Calibri"/>
-                <w:bCs/>
-                <w:color w:val="000000"/>
-                <w:sz w:val="28"/>
-                <w:szCs w:val="24"/>
-                <w:lang w:eastAsia="ru-RU"/>
-              </w:rPr>
-              <w:t>Распределение поликлиник по кластерам (Эпоха 5)</w:t>
-            </w:r>
-          </w:p>
-        </w:tc>
-      </w:tr>
-    </w:tbl>
-    <w:p>
-      <w:pPr>
-        <w:spacing w:line="360" w:lineRule="auto"/>
-        <w:ind w:firstLine="567"/>
-        <w:jc w:val="both"/>
-        <w:rPr>
-          <w:color w:val="231F20"/>
-          <w:sz w:val="28"/>
-        </w:rPr>
-      </w:pPr>
-    </w:p>
-    <w:p>
-      <w:pPr>
-        <w:spacing w:line="360" w:lineRule="auto"/>
-        <w:jc w:val="both"/>
-        <w:rPr>
-          <w:color w:val="231F20"/>
-          <w:sz w:val="28"/>
-        </w:rPr>
-      </w:pPr>
-    </w:p>
-    <w:p>
-      <w:pPr>
-        <w:spacing w:line="360" w:lineRule="auto"/>
-        <w:ind w:firstLine="720"/>
-        <w:jc w:val="both"/>
-        <w:rPr>
-          <w:color w:val="231F20"/>
-          <w:sz w:val="28"/>
-        </w:rPr>
-      </w:pPr>
-      <w:r>
-        <w:rPr>
-          <w:color w:val="231F20"/>
-          <w:sz w:val="28"/>
-        </w:rPr>
-        <w:lastRenderedPageBreak/>
-        <w:t xml:space="preserve">Результат </w:t>
-      </w:r>
-      <w:r>
-        <w:rPr>
-          <w:color w:val="231F20"/>
-          <w:sz w:val="28"/>
-        </w:rPr>
-        <w:t>кластеризации</w:t>
-      </w:r>
-      <w:r>
-        <w:rPr>
-          <w:color w:val="231F20"/>
-          <w:sz w:val="28"/>
-        </w:rPr>
-        <w:t xml:space="preserve"> представлен </w:t>
-      </w:r>
-      <w:r>
-        <w:rPr>
-          <w:color w:val="231F20"/>
-          <w:sz w:val="28"/>
-        </w:rPr>
-        <w:t>на рисунке 7</w:t>
-      </w:r>
-      <w:r>
-        <w:rPr>
-          <w:color w:val="231F20"/>
-          <w:sz w:val="28"/>
-        </w:rPr>
-        <w:t>.</w:t>
-      </w:r>
-      <w:r>
-        <w:rPr>
-          <w:color w:val="231F20"/>
-          <w:sz w:val="28"/>
-        </w:rPr>
-        <w:t xml:space="preserve"> Суммарная ошибка кластеризации составила </w:t>
-      </w:r>
-      <m:oMath>
-        <m:r>
-          <w:rPr>
-            <w:rFonts w:ascii="Cambria Math" w:hAnsi="Cambria Math"/>
-            <w:color w:val="231F20"/>
-            <w:sz w:val="28"/>
-          </w:rPr>
-          <m:t>≈39,13%</m:t>
-        </m:r>
-      </m:oMath>
-      <w:r>
-        <w:rPr>
-          <w:color w:val="231F20"/>
-          <w:sz w:val="28"/>
-        </w:rPr>
-        <w:t>.</w:t>
-      </w:r>
-    </w:p>
-    <w:tbl>
-      <w:tblPr>
-        <w:tblStyle w:val="a7"/>
-        <w:tblW w:w="0" w:type="auto"/>
-        <w:tblBorders>
-          <w:top w:val="none" w:sz="0" w:space="0" w:color="auto"/>
-          <w:left w:val="none" w:sz="0" w:space="0" w:color="auto"/>
-          <w:bottom w:val="none" w:sz="0" w:space="0" w:color="auto"/>
-          <w:right w:val="none" w:sz="0" w:space="0" w:color="auto"/>
-          <w:insideH w:val="none" w:sz="0" w:space="0" w:color="auto"/>
-          <w:insideV w:val="none" w:sz="0" w:space="0" w:color="auto"/>
-        </w:tblBorders>
-        <w:tblLook w:val="04A0" w:firstRow="1" w:lastRow="0" w:firstColumn="1" w:lastColumn="0" w:noHBand="0" w:noVBand="1"/>
-      </w:tblPr>
-      <w:tblGrid>
-        <w:gridCol w:w="9574"/>
-      </w:tblGrid>
-      <w:tr>
-        <w:tc>
-          <w:tcPr>
-            <w:tcW w:w="9574" w:type="dxa"/>
-          </w:tcPr>
-          <w:p>
-            <w:pPr>
-              <w:tabs>
-                <w:tab w:val="left" w:pos="916"/>
-                <w:tab w:val="left" w:pos="1832"/>
-                <w:tab w:val="left" w:pos="2748"/>
-                <w:tab w:val="left" w:pos="3664"/>
-                <w:tab w:val="left" w:pos="4580"/>
-                <w:tab w:val="left" w:pos="5496"/>
-                <w:tab w:val="left" w:pos="6412"/>
-                <w:tab w:val="left" w:pos="7328"/>
-                <w:tab w:val="left" w:pos="8244"/>
-                <w:tab w:val="left" w:pos="9160"/>
-                <w:tab w:val="left" w:pos="10076"/>
-                <w:tab w:val="left" w:pos="10992"/>
-                <w:tab w:val="left" w:pos="11908"/>
-                <w:tab w:val="left" w:pos="12824"/>
-                <w:tab w:val="left" w:pos="13740"/>
-                <w:tab w:val="left" w:pos="14656"/>
-              </w:tabs>
-              <w:spacing w:after="240" w:line="360" w:lineRule="auto"/>
-              <w:contextualSpacing/>
-              <w:jc w:val="center"/>
-              <w:rPr>
-                <w:rFonts w:eastAsia="Calibri"/>
-                <w:bCs/>
-                <w:color w:val="000000"/>
-                <w:sz w:val="28"/>
-                <w:szCs w:val="24"/>
-                <w:lang w:eastAsia="ru-RU"/>
-              </w:rPr>
-            </w:pPr>
-            <w:r>
-              <w:rPr>
-                <w:noProof/>
-              </w:rPr>
-              <w:drawing>
-                <wp:inline distT="0" distB="0" distL="0" distR="0" wp14:anchorId="40E9C978" wp14:editId="63E2C7A0">
-                  <wp:extent cx="5942330" cy="4387850"/>
-                  <wp:effectExtent l="0" t="0" r="1270" b="0"/>
-                  <wp:docPr id="27" name="Рисунок 27"/>
-                  <wp:cNvGraphicFramePr>
-                    <a:graphicFrameLocks xmlns:a="http://schemas.openxmlformats.org/drawingml/2006/main" noChangeAspect="1"/>
-                  </wp:cNvGraphicFramePr>
-                  <a:graphic xmlns:a="http://schemas.openxmlformats.org/drawingml/2006/main">
-                    <a:graphicData uri="http://schemas.openxmlformats.org/drawingml/2006/picture">
-                      <pic:pic xmlns:pic="http://schemas.openxmlformats.org/drawingml/2006/picture">
-                        <pic:nvPicPr>
-                          <pic:cNvPr id="1" name=""/>
-                          <pic:cNvPicPr/>
-                        </pic:nvPicPr>
-                        <pic:blipFill>
-                          <a:blip r:embed="rId15"/>
-                          <a:stretch>
-                            <a:fillRect/>
-                          </a:stretch>
-                        </pic:blipFill>
-                        <pic:spPr>
-                          <a:xfrm>
-                            <a:off x="0" y="0"/>
-                            <a:ext cx="5942330" cy="4387850"/>
-                          </a:xfrm>
-                          <a:prstGeom prst="rect">
-                            <a:avLst/>
-                          </a:prstGeom>
-                        </pic:spPr>
-                      </pic:pic>
-                    </a:graphicData>
-                  </a:graphic>
-                </wp:inline>
-              </w:drawing>
-            </w:r>
-          </w:p>
-        </w:tc>
-      </w:tr>
-      <w:tr>
-        <w:tc>
-          <w:tcPr>
-            <w:tcW w:w="9574" w:type="dxa"/>
-          </w:tcPr>
-          <w:p>
-            <w:pPr>
-              <w:tabs>
-                <w:tab w:val="left" w:pos="916"/>
-                <w:tab w:val="left" w:pos="1832"/>
-                <w:tab w:val="left" w:pos="2748"/>
-                <w:tab w:val="left" w:pos="3664"/>
-                <w:tab w:val="left" w:pos="4580"/>
-                <w:tab w:val="left" w:pos="5496"/>
-                <w:tab w:val="left" w:pos="6412"/>
-                <w:tab w:val="left" w:pos="7328"/>
-                <w:tab w:val="left" w:pos="8244"/>
-                <w:tab w:val="left" w:pos="9160"/>
-                <w:tab w:val="left" w:pos="10076"/>
-                <w:tab w:val="left" w:pos="10992"/>
-                <w:tab w:val="left" w:pos="11908"/>
-                <w:tab w:val="left" w:pos="12824"/>
-                <w:tab w:val="left" w:pos="13740"/>
-                <w:tab w:val="left" w:pos="14656"/>
-              </w:tabs>
-              <w:spacing w:after="240" w:line="360" w:lineRule="auto"/>
-              <w:contextualSpacing/>
-              <w:jc w:val="center"/>
-              <w:rPr>
-                <w:rFonts w:eastAsia="Calibri"/>
-                <w:bCs/>
-                <w:color w:val="000000"/>
-                <w:sz w:val="28"/>
-                <w:szCs w:val="24"/>
-                <w:lang w:eastAsia="ru-RU"/>
-              </w:rPr>
-            </w:pPr>
-            <w:r>
-              <w:rPr>
-                <w:rFonts w:eastAsia="Calibri"/>
-                <w:bCs/>
-                <w:color w:val="000000"/>
-                <w:sz w:val="28"/>
-                <w:szCs w:val="24"/>
-                <w:lang w:eastAsia="ru-RU"/>
-              </w:rPr>
-              <w:t xml:space="preserve">Рисунок </w:t>
-            </w:r>
-            <w:r>
-              <w:rPr>
-                <w:rFonts w:eastAsia="Calibri"/>
-                <w:bCs/>
-                <w:color w:val="000000"/>
-                <w:sz w:val="28"/>
-                <w:szCs w:val="24"/>
-                <w:lang w:eastAsia="ru-RU"/>
-              </w:rPr>
-              <w:t xml:space="preserve">7 </w:t>
-            </w:r>
-            <w:r>
-              <w:rPr>
-                <w:rFonts w:eastAsia="Calibri"/>
-                <w:bCs/>
-                <w:color w:val="000000"/>
-                <w:sz w:val="28"/>
-                <w:szCs w:val="24"/>
-                <w:lang w:eastAsia="ru-RU"/>
-              </w:rPr>
-              <w:t xml:space="preserve">– </w:t>
-            </w:r>
-            <w:r>
-              <w:rPr>
-                <w:rFonts w:eastAsia="Calibri"/>
-                <w:bCs/>
-                <w:color w:val="000000"/>
-                <w:sz w:val="28"/>
-                <w:szCs w:val="24"/>
-                <w:lang w:eastAsia="ru-RU"/>
-              </w:rPr>
-              <w:t>Результат кластеризации</w:t>
-            </w:r>
-          </w:p>
-        </w:tc>
-      </w:tr>
-    </w:tbl>
-    <w:p>
-      <w:pPr>
-        <w:widowControl/>
-        <w:shd w:val="clear" w:color="auto" w:fill="FFFFFF"/>
-        <w:tabs>
-          <w:tab w:val="left" w:pos="916"/>
-          <w:tab w:val="left" w:pos="1832"/>
-          <w:tab w:val="left" w:pos="2748"/>
-          <w:tab w:val="left" w:pos="3664"/>
-          <w:tab w:val="left" w:pos="4580"/>
-          <w:tab w:val="left" w:pos="5496"/>
-          <w:tab w:val="left" w:pos="6412"/>
-          <w:tab w:val="left" w:pos="7328"/>
-          <w:tab w:val="left" w:pos="8244"/>
-          <w:tab w:val="left" w:pos="9160"/>
-          <w:tab w:val="left" w:pos="10076"/>
-          <w:tab w:val="left" w:pos="10992"/>
-          <w:tab w:val="left" w:pos="11908"/>
-          <w:tab w:val="left" w:pos="12824"/>
-          <w:tab w:val="left" w:pos="13740"/>
-          <w:tab w:val="left" w:pos="14656"/>
-        </w:tabs>
-        <w:autoSpaceDE/>
-        <w:autoSpaceDN/>
-        <w:spacing w:after="240" w:line="360" w:lineRule="auto"/>
-        <w:contextualSpacing/>
-        <w:jc w:val="both"/>
-        <w:rPr>
-          <w:rFonts w:eastAsia="Calibri"/>
-          <w:bCs/>
-          <w:color w:val="000000"/>
-          <w:sz w:val="28"/>
-          <w:szCs w:val="24"/>
-          <w:highlight w:val="yellow"/>
-          <w:lang w:eastAsia="ru-RU"/>
-        </w:rPr>
-      </w:pPr>
-    </w:p>
-    <w:p>
-      <w:pPr>
-        <w:widowControl/>
-        <w:shd w:val="clear" w:color="auto" w:fill="FFFFFF"/>
-        <w:tabs>
-          <w:tab w:val="left" w:pos="916"/>
-          <w:tab w:val="left" w:pos="1832"/>
-          <w:tab w:val="left" w:pos="2748"/>
-          <w:tab w:val="left" w:pos="3664"/>
-          <w:tab w:val="left" w:pos="4580"/>
-          <w:tab w:val="left" w:pos="5496"/>
-          <w:tab w:val="left" w:pos="6412"/>
-          <w:tab w:val="left" w:pos="7328"/>
-          <w:tab w:val="left" w:pos="8244"/>
-          <w:tab w:val="left" w:pos="9160"/>
-          <w:tab w:val="left" w:pos="10076"/>
-          <w:tab w:val="left" w:pos="10992"/>
-          <w:tab w:val="left" w:pos="11908"/>
-          <w:tab w:val="left" w:pos="12824"/>
-          <w:tab w:val="left" w:pos="13740"/>
-          <w:tab w:val="left" w:pos="14656"/>
-        </w:tabs>
-        <w:autoSpaceDE/>
-        <w:autoSpaceDN/>
-        <w:spacing w:after="240" w:line="360" w:lineRule="auto"/>
-        <w:contextualSpacing/>
-        <w:jc w:val="both"/>
         <w:rPr>
           <w:rFonts w:eastAsia="Calibri"/>
           <w:b/>
@@ -10448,7 +9230,8 @@
           <w:szCs w:val="24"/>
           <w:lang w:eastAsia="ru-RU"/>
         </w:rPr>
-      </w:pPr>
+        <w:tab/>
+      </w:r>
       <w:r>
         <w:rPr>
           <w:rFonts w:eastAsia="Calibri"/>
@@ -10458,7 +9241,7 @@
           <w:szCs w:val="24"/>
           <w:lang w:eastAsia="ru-RU"/>
         </w:rPr>
-        <w:tab/>
+        <w:t>Вывод</w:t>
       </w:r>
       <w:r>
         <w:rPr>
@@ -10469,17 +9252,6 @@
           <w:szCs w:val="24"/>
           <w:lang w:eastAsia="ru-RU"/>
         </w:rPr>
-        <w:t>Вывод</w:t>
-      </w:r>
-      <w:r>
-        <w:rPr>
-          <w:rFonts w:eastAsia="Calibri"/>
-          <w:b/>
-          <w:color w:val="000000"/>
-          <w:sz w:val="28"/>
-          <w:szCs w:val="24"/>
-          <w:lang w:eastAsia="ru-RU"/>
-        </w:rPr>
         <w:tab/>
       </w:r>
     </w:p>
@@ -10499,7 +9271,7 @@
           <w:sz w:val="28"/>
           <w:szCs w:val="28"/>
         </w:rPr>
-        <w:t xml:space="preserve">В ходе проделанной работы был исследован алгоритм </w:t>
+        <w:t xml:space="preserve">В ходе </w:t>
       </w:r>
       <w:r>
         <w:rPr>
@@ -10507,6 +9279,22 @@
           <w:sz w:val="28"/>
           <w:szCs w:val="28"/>
         </w:rPr>
+        <w:t>выполнения</w:t>
+      </w:r>
+      <w:r>
+        <w:rPr>
+          <w:color w:val="231F20"/>
+          <w:sz w:val="28"/>
+          <w:szCs w:val="28"/>
+        </w:rPr>
+        <w:t xml:space="preserve"> работы был исследован алгоритм </w:t>
+      </w:r>
+      <w:r>
+        <w:rPr>
+          <w:color w:val="231F20"/>
+          <w:sz w:val="28"/>
+          <w:szCs w:val="28"/>
+        </w:rPr>
         <w:t xml:space="preserve">НС Кохонена </w:t>
       </w:r>
       <w:r>
@@ -10525,17 +9313,6 @@
         </w:rPr>
         <w:t xml:space="preserve"> </w:t>
       </w:r>
-    </w:p>
-    <w:p>
-      <w:pPr>
-        <w:spacing w:before="1" w:line="360" w:lineRule="auto"/>
-        <w:ind w:firstLine="709"/>
-        <w:jc w:val="both"/>
-        <w:rPr>
-          <w:sz w:val="28"/>
-          <w:szCs w:val="28"/>
-        </w:rPr>
-      </w:pPr>
       <w:r>
         <w:rPr>
           <w:bCs/>
@@ -10615,7 +9392,7 @@
           <w:sz w:val="28"/>
           <w:szCs w:val="28"/>
         </w:rPr>
-        <w:t xml:space="preserve">. В результате эксперимента для кластеризации было выполнено </w:t>
+        <w:t>. В результате эксперимента для кластеризации</w:t>
       </w:r>
       <w:r>
         <w:rPr>
@@ -10624,7 +9401,7 @@
           <w:sz w:val="28"/>
           <w:szCs w:val="28"/>
         </w:rPr>
-        <w:t>5</w:t>
+        <w:t xml:space="preserve"> реализовано</w:t>
       </w:r>
       <w:r>
         <w:rPr>
@@ -10642,7 +9419,7 @@
           <w:sz w:val="28"/>
           <w:szCs w:val="28"/>
         </w:rPr>
-        <w:t>эпох</w:t>
+        <w:t>5</w:t>
       </w:r>
       <w:r>
         <w:rPr>
@@ -10651,7 +9428,34 @@
           <w:sz w:val="28"/>
           <w:szCs w:val="28"/>
         </w:rPr>
-        <w:t xml:space="preserve"> при норме обучения </w:t>
+        <w:t xml:space="preserve"> </w:t>
+      </w:r>
+      <w:r>
+        <w:rPr>
+          <w:bCs/>
+          <w:color w:val="231F20"/>
+          <w:sz w:val="28"/>
+          <w:szCs w:val="28"/>
+        </w:rPr>
+        <w:t>эпох</w:t>
+      </w:r>
+      <w:r>
+        <w:rPr>
+          <w:bCs/>
+          <w:color w:val="231F20"/>
+          <w:sz w:val="28"/>
+          <w:szCs w:val="28"/>
+        </w:rPr>
+        <w:t xml:space="preserve"> обучения</w:t>
+      </w:r>
+      <w:r>
+        <w:rPr>
+          <w:bCs/>
+          <w:color w:val="231F20"/>
+          <w:sz w:val="28"/>
+          <w:szCs w:val="28"/>
+        </w:rPr>
+        <w:t xml:space="preserve"> при норме </w:t>
       </w:r>
       <m:oMath>
         <m:r>
@@ -10671,7 +9475,7 @@
           <w:sz w:val="28"/>
           <w:szCs w:val="28"/>
         </w:rPr>
-        <w:t xml:space="preserve">, а ошибка составила </w:t>
+        <w:t xml:space="preserve">, ошибка составила </w:t>
       </w:r>
       <w:r>
         <w:rPr>
@@ -10712,7 +9516,7 @@
           <w:spacing w:val="-2"/>
         </w:rPr>
         <w:sectPr>
-          <w:footerReference w:type="default" r:id="rId16"/>
+          <w:footerReference w:type="default" r:id="rId15"/>
           <w:pgSz w:w="11910" w:h="16840"/>
           <w:pgMar w:top="1134" w:right="851" w:bottom="1134" w:left="1701" w:header="0" w:footer="970" w:gutter="0"/>
           <w:cols w:space="720"/>
